--- a/CyberSecurity-Task-(Linux Permissions)/Linux_Permissions_Task.docx
+++ b/CyberSecurity-Task-(Linux Permissions)/Linux_Permissions_Task.docx
@@ -7,7 +7,7 @@
         <w:pStyle w:val="Heading1"/>
       </w:pPr>
       <w:r>
-        <w:t xml:space="preserve">Task: Linux Permissions</w:t>
+        <w:t xml:space="preserve">Task 2: Linux Permissions</w:t>
       </w:r>
     </w:p>
     <w:p>
@@ -20,7 +20,25 @@
     </w:p>
     <w:p>
       <w:r>
-        <w:t xml:space="preserve">Changing the permission of a file in Linux and reading its content from /home/student/practice/restricted_file.txt</w:t>
+        <w:t xml:space="preserve">Understand how permissions work in Linux, modify file permissions using </w:t>
+      </w:r>
+      <w:r>
+        <w:rPr>
+          <w:rFonts w:ascii="Courier New" w:cs="Courier New" w:eastAsia="Courier New" w:hAnsi="Courier New"/>
+        </w:rPr>
+        <w:t xml:space="preserve">chmod</w:t>
+      </w:r>
+      <w:r>
+        <w:t xml:space="preserve">, and read the content of </w:t>
+      </w:r>
+      <w:r>
+        <w:rPr>
+          <w:rFonts w:ascii="Courier New" w:cs="Courier New" w:eastAsia="Courier New" w:hAnsi="Courier New"/>
+        </w:rPr>
+        <w:t xml:space="preserve">/home/student/practice/restricted_file.txt</w:t>
+      </w:r>
+      <w:r>
+        <w:t xml:space="preserve"> to capture the flag.</w:t>
       </w:r>
     </w:p>
     <w:p/>
@@ -29,7 +47,7 @@
         <w:pStyle w:val="Heading2"/>
       </w:pPr>
       <w:r>
-        <w:t xml:space="preserve">Task Performed</w:t>
+        <w:t xml:space="preserve">Question &amp; Answer</w:t>
       </w:r>
     </w:p>
     <w:p>
@@ -38,34 +56,17 @@
           <w:b/>
           <w:bCs/>
         </w:rPr>
-        <w:t xml:space="preserve">Objective: </w:t>
-      </w:r>
-      <w:r>
-        <w:t xml:space="preserve">Understand how permissions work in Linux and read the content of </w:t>
-      </w:r>
-      <w:r>
-        <w:rPr>
-          <w:rFonts w:ascii="Courier New" w:cs="Courier New" w:eastAsia="Courier New" w:hAnsi="Courier New"/>
-        </w:rPr>
-        <w:t xml:space="preserve">/home/student/practice/restricted_file.txt</w:t>
+        <w:t xml:space="preserve">Q: Understand how permissions work in Linux and read the content of /home/student/practice/restricted_file.txt</w:t>
       </w:r>
     </w:p>
     <w:p/>
-    <w:p>
-      <w:pPr>
-        <w:pStyle w:val="Heading2"/>
-      </w:pPr>
-      <w:r>
-        <w:t xml:space="preserve">Flag Captured</w:t>
-      </w:r>
-    </w:p>
     <w:p>
       <w:r>
         <w:rPr>
           <w:b/>
           <w:bCs/>
         </w:rPr>
-        <w:t xml:space="preserve">Flag: </w:t>
+        <w:t xml:space="preserve">Answer: </w:t>
       </w:r>
       <w:r>
         <w:rPr>
@@ -82,7 +83,1937 @@
         <w:pStyle w:val="Heading2"/>
       </w:pPr>
       <w:r>
-        <w:t xml:space="preserve">Commands Used</w:t>
+        <w:t xml:space="preserve">Understanding Linux Permissions</w:t>
+      </w:r>
+    </w:p>
+    <w:p>
+      <w:pPr>
+        <w:pStyle w:val="Heading3"/>
+      </w:pPr>
+      <w:r>
+        <w:t xml:space="preserve">The rwx Permission Model</w:t>
+      </w:r>
+    </w:p>
+    <w:p>
+      <w:r>
+        <w:t xml:space="preserve">Linux controls file access through a permission model applied to three user categories:</w:t>
+      </w:r>
+    </w:p>
+    <w:p/>
+    <w:tbl>
+      <w:tblPr>
+        <w:tblW w:type="dxa" w:w="9360"/>
+        <w:tblBorders>
+          <w:top w:val="single" w:color="auto" w:sz="4"/>
+          <w:left w:val="single" w:color="auto" w:sz="4"/>
+          <w:bottom w:val="single" w:color="auto" w:sz="4"/>
+          <w:right w:val="single" w:color="auto" w:sz="4"/>
+          <w:insideH w:val="single" w:color="auto" w:sz="4"/>
+          <w:insideV w:val="single" w:color="auto" w:sz="4"/>
+        </w:tblBorders>
+      </w:tblPr>
+      <w:tblGrid>
+        <w:gridCol w:w="2000"/>
+        <w:gridCol w:w="2360"/>
+        <w:gridCol w:w="5000"/>
+      </w:tblGrid>
+      <w:tr>
+        <w:tc>
+          <w:tcPr>
+            <w:tcBorders>
+              <w:top w:val="single" w:color="CCCCCC" w:sz="1"/>
+              <w:left w:val="single" w:color="CCCCCC" w:sz="1"/>
+              <w:bottom w:val="single" w:color="CCCCCC" w:sz="1"/>
+              <w:right w:val="single" w:color="CCCCCC" w:sz="1"/>
+            </w:tcBorders>
+            <w:shd w:fill="2E75B6" w:val="clear"/>
+            <w:tcMar>
+              <w:top w:type="dxa" w:w="80"/>
+              <w:left w:type="dxa" w:w="120"/>
+              <w:bottom w:type="dxa" w:w="80"/>
+              <w:right w:type="dxa" w:w="120"/>
+            </w:tcMar>
+          </w:tcPr>
+          <w:p>
+            <w:r>
+              <w:rPr>
+                <w:b/>
+                <w:bCs/>
+                <w:color w:val="FFFFFF"/>
+              </w:rPr>
+              <w:t xml:space="preserve">Category</w:t>
+            </w:r>
+          </w:p>
+        </w:tc>
+        <w:tc>
+          <w:tcPr>
+            <w:tcBorders>
+              <w:top w:val="single" w:color="CCCCCC" w:sz="1"/>
+              <w:left w:val="single" w:color="CCCCCC" w:sz="1"/>
+              <w:bottom w:val="single" w:color="CCCCCC" w:sz="1"/>
+              <w:right w:val="single" w:color="CCCCCC" w:sz="1"/>
+            </w:tcBorders>
+            <w:shd w:fill="2E75B6" w:val="clear"/>
+            <w:tcMar>
+              <w:top w:type="dxa" w:w="80"/>
+              <w:left w:type="dxa" w:w="120"/>
+              <w:bottom w:type="dxa" w:w="80"/>
+              <w:right w:type="dxa" w:w="120"/>
+            </w:tcMar>
+          </w:tcPr>
+          <w:p>
+            <w:r>
+              <w:rPr>
+                <w:b/>
+                <w:bCs/>
+                <w:color w:val="FFFFFF"/>
+              </w:rPr>
+              <w:t xml:space="preserve">Symbol</w:t>
+            </w:r>
+          </w:p>
+        </w:tc>
+        <w:tc>
+          <w:tcPr>
+            <w:tcBorders>
+              <w:top w:val="single" w:color="CCCCCC" w:sz="1"/>
+              <w:left w:val="single" w:color="CCCCCC" w:sz="1"/>
+              <w:bottom w:val="single" w:color="CCCCCC" w:sz="1"/>
+              <w:right w:val="single" w:color="CCCCCC" w:sz="1"/>
+            </w:tcBorders>
+            <w:shd w:fill="2E75B6" w:val="clear"/>
+            <w:tcMar>
+              <w:top w:type="dxa" w:w="80"/>
+              <w:left w:type="dxa" w:w="120"/>
+              <w:bottom w:type="dxa" w:w="80"/>
+              <w:right w:type="dxa" w:w="120"/>
+            </w:tcMar>
+          </w:tcPr>
+          <w:p>
+            <w:r>
+              <w:rPr>
+                <w:b/>
+                <w:bCs/>
+                <w:color w:val="FFFFFF"/>
+              </w:rPr>
+              <w:t xml:space="preserve">Description</w:t>
+            </w:r>
+          </w:p>
+        </w:tc>
+      </w:tr>
+      <w:tr>
+        <w:tc>
+          <w:tcPr>
+            <w:tcBorders>
+              <w:top w:val="single" w:color="CCCCCC" w:sz="1"/>
+              <w:left w:val="single" w:color="CCCCCC" w:sz="1"/>
+              <w:bottom w:val="single" w:color="CCCCCC" w:sz="1"/>
+              <w:right w:val="single" w:color="CCCCCC" w:sz="1"/>
+            </w:tcBorders>
+            <w:shd w:fill="FFFFFF" w:val="clear"/>
+            <w:tcMar>
+              <w:top w:type="dxa" w:w="80"/>
+              <w:left w:type="dxa" w:w="120"/>
+              <w:bottom w:type="dxa" w:w="80"/>
+              <w:right w:type="dxa" w:w="120"/>
+            </w:tcMar>
+          </w:tcPr>
+          <w:p>
+            <w:r>
+              <w:t xml:space="preserve">User (Owner)</w:t>
+            </w:r>
+          </w:p>
+        </w:tc>
+        <w:tc>
+          <w:tcPr>
+            <w:tcBorders>
+              <w:top w:val="single" w:color="CCCCCC" w:sz="1"/>
+              <w:left w:val="single" w:color="CCCCCC" w:sz="1"/>
+              <w:bottom w:val="single" w:color="CCCCCC" w:sz="1"/>
+              <w:right w:val="single" w:color="CCCCCC" w:sz="1"/>
+            </w:tcBorders>
+            <w:shd w:fill="FFFFFF" w:val="clear"/>
+            <w:tcMar>
+              <w:top w:type="dxa" w:w="80"/>
+              <w:left w:type="dxa" w:w="120"/>
+              <w:bottom w:type="dxa" w:w="80"/>
+              <w:right w:type="dxa" w:w="120"/>
+            </w:tcMar>
+          </w:tcPr>
+          <w:p>
+            <w:r>
+              <w:t xml:space="preserve">u</w:t>
+            </w:r>
+          </w:p>
+        </w:tc>
+        <w:tc>
+          <w:tcPr>
+            <w:tcBorders>
+              <w:top w:val="single" w:color="CCCCCC" w:sz="1"/>
+              <w:left w:val="single" w:color="CCCCCC" w:sz="1"/>
+              <w:bottom w:val="single" w:color="CCCCCC" w:sz="1"/>
+              <w:right w:val="single" w:color="CCCCCC" w:sz="1"/>
+            </w:tcBorders>
+            <w:shd w:fill="FFFFFF" w:val="clear"/>
+            <w:tcMar>
+              <w:top w:type="dxa" w:w="80"/>
+              <w:left w:type="dxa" w:w="120"/>
+              <w:bottom w:type="dxa" w:w="80"/>
+              <w:right w:type="dxa" w:w="120"/>
+            </w:tcMar>
+          </w:tcPr>
+          <w:p>
+            <w:r>
+              <w:t xml:space="preserve">The person who owns the file</w:t>
+            </w:r>
+          </w:p>
+        </w:tc>
+      </w:tr>
+      <w:tr>
+        <w:tc>
+          <w:tcPr>
+            <w:tcBorders>
+              <w:top w:val="single" w:color="CCCCCC" w:sz="1"/>
+              <w:left w:val="single" w:color="CCCCCC" w:sz="1"/>
+              <w:bottom w:val="single" w:color="CCCCCC" w:sz="1"/>
+              <w:right w:val="single" w:color="CCCCCC" w:sz="1"/>
+            </w:tcBorders>
+            <w:shd w:fill="F2F2F2" w:val="clear"/>
+            <w:tcMar>
+              <w:top w:type="dxa" w:w="80"/>
+              <w:left w:type="dxa" w:w="120"/>
+              <w:bottom w:type="dxa" w:w="80"/>
+              <w:right w:type="dxa" w:w="120"/>
+            </w:tcMar>
+          </w:tcPr>
+          <w:p>
+            <w:r>
+              <w:t xml:space="preserve">Group</w:t>
+            </w:r>
+          </w:p>
+        </w:tc>
+        <w:tc>
+          <w:tcPr>
+            <w:tcBorders>
+              <w:top w:val="single" w:color="CCCCCC" w:sz="1"/>
+              <w:left w:val="single" w:color="CCCCCC" w:sz="1"/>
+              <w:bottom w:val="single" w:color="CCCCCC" w:sz="1"/>
+              <w:right w:val="single" w:color="CCCCCC" w:sz="1"/>
+            </w:tcBorders>
+            <w:shd w:fill="F2F2F2" w:val="clear"/>
+            <w:tcMar>
+              <w:top w:type="dxa" w:w="80"/>
+              <w:left w:type="dxa" w:w="120"/>
+              <w:bottom w:type="dxa" w:w="80"/>
+              <w:right w:type="dxa" w:w="120"/>
+            </w:tcMar>
+          </w:tcPr>
+          <w:p>
+            <w:r>
+              <w:t xml:space="preserve">g</w:t>
+            </w:r>
+          </w:p>
+        </w:tc>
+        <w:tc>
+          <w:tcPr>
+            <w:tcBorders>
+              <w:top w:val="single" w:color="CCCCCC" w:sz="1"/>
+              <w:left w:val="single" w:color="CCCCCC" w:sz="1"/>
+              <w:bottom w:val="single" w:color="CCCCCC" w:sz="1"/>
+              <w:right w:val="single" w:color="CCCCCC" w:sz="1"/>
+            </w:tcBorders>
+            <w:shd w:fill="F2F2F2" w:val="clear"/>
+            <w:tcMar>
+              <w:top w:type="dxa" w:w="80"/>
+              <w:left w:type="dxa" w:w="120"/>
+              <w:bottom w:type="dxa" w:w="80"/>
+              <w:right w:type="dxa" w:w="120"/>
+            </w:tcMar>
+          </w:tcPr>
+          <w:p>
+            <w:r>
+              <w:t xml:space="preserve">Users who belong to the file's assigned group</w:t>
+            </w:r>
+          </w:p>
+        </w:tc>
+      </w:tr>
+      <w:tr>
+        <w:tc>
+          <w:tcPr>
+            <w:tcBorders>
+              <w:top w:val="single" w:color="CCCCCC" w:sz="1"/>
+              <w:left w:val="single" w:color="CCCCCC" w:sz="1"/>
+              <w:bottom w:val="single" w:color="CCCCCC" w:sz="1"/>
+              <w:right w:val="single" w:color="CCCCCC" w:sz="1"/>
+            </w:tcBorders>
+            <w:shd w:fill="FFFFFF" w:val="clear"/>
+            <w:tcMar>
+              <w:top w:type="dxa" w:w="80"/>
+              <w:left w:type="dxa" w:w="120"/>
+              <w:bottom w:type="dxa" w:w="80"/>
+              <w:right w:type="dxa" w:w="120"/>
+            </w:tcMar>
+          </w:tcPr>
+          <w:p>
+            <w:r>
+              <w:t xml:space="preserve">Other</w:t>
+            </w:r>
+          </w:p>
+        </w:tc>
+        <w:tc>
+          <w:tcPr>
+            <w:tcBorders>
+              <w:top w:val="single" w:color="CCCCCC" w:sz="1"/>
+              <w:left w:val="single" w:color="CCCCCC" w:sz="1"/>
+              <w:bottom w:val="single" w:color="CCCCCC" w:sz="1"/>
+              <w:right w:val="single" w:color="CCCCCC" w:sz="1"/>
+            </w:tcBorders>
+            <w:shd w:fill="FFFFFF" w:val="clear"/>
+            <w:tcMar>
+              <w:top w:type="dxa" w:w="80"/>
+              <w:left w:type="dxa" w:w="120"/>
+              <w:bottom w:type="dxa" w:w="80"/>
+              <w:right w:type="dxa" w:w="120"/>
+            </w:tcMar>
+          </w:tcPr>
+          <w:p>
+            <w:r>
+              <w:t xml:space="preserve">o</w:t>
+            </w:r>
+          </w:p>
+        </w:tc>
+        <w:tc>
+          <w:tcPr>
+            <w:tcBorders>
+              <w:top w:val="single" w:color="CCCCCC" w:sz="1"/>
+              <w:left w:val="single" w:color="CCCCCC" w:sz="1"/>
+              <w:bottom w:val="single" w:color="CCCCCC" w:sz="1"/>
+              <w:right w:val="single" w:color="CCCCCC" w:sz="1"/>
+            </w:tcBorders>
+            <w:shd w:fill="FFFFFF" w:val="clear"/>
+            <w:tcMar>
+              <w:top w:type="dxa" w:w="80"/>
+              <w:left w:type="dxa" w:w="120"/>
+              <w:bottom w:type="dxa" w:w="80"/>
+              <w:right w:type="dxa" w:w="120"/>
+            </w:tcMar>
+          </w:tcPr>
+          <w:p>
+            <w:r>
+              <w:t xml:space="preserve">Everyone else on the system</w:t>
+            </w:r>
+          </w:p>
+        </w:tc>
+      </w:tr>
+    </w:tbl>
+    <w:p/>
+    <w:p>
+      <w:r>
+        <w:t xml:space="preserve">For each category, three types of access can be granted or denied:</w:t>
+      </w:r>
+    </w:p>
+    <w:p/>
+    <w:tbl>
+      <w:tblPr>
+        <w:tblW w:type="dxa" w:w="9360"/>
+        <w:tblBorders>
+          <w:top w:val="single" w:color="auto" w:sz="4"/>
+          <w:left w:val="single" w:color="auto" w:sz="4"/>
+          <w:bottom w:val="single" w:color="auto" w:sz="4"/>
+          <w:right w:val="single" w:color="auto" w:sz="4"/>
+          <w:insideH w:val="single" w:color="auto" w:sz="4"/>
+          <w:insideV w:val="single" w:color="auto" w:sz="4"/>
+        </w:tblBorders>
+      </w:tblPr>
+      <w:tblGrid>
+        <w:gridCol w:w="1200"/>
+        <w:gridCol w:w="2160"/>
+        <w:gridCol w:w="6000"/>
+      </w:tblGrid>
+      <w:tr>
+        <w:tc>
+          <w:tcPr>
+            <w:tcBorders>
+              <w:top w:val="single" w:color="CCCCCC" w:sz="1"/>
+              <w:left w:val="single" w:color="CCCCCC" w:sz="1"/>
+              <w:bottom w:val="single" w:color="CCCCCC" w:sz="1"/>
+              <w:right w:val="single" w:color="CCCCCC" w:sz="1"/>
+            </w:tcBorders>
+            <w:shd w:fill="2E75B6" w:val="clear"/>
+            <w:tcMar>
+              <w:top w:type="dxa" w:w="80"/>
+              <w:left w:type="dxa" w:w="120"/>
+              <w:bottom w:type="dxa" w:w="80"/>
+              <w:right w:type="dxa" w:w="120"/>
+            </w:tcMar>
+          </w:tcPr>
+          <w:p>
+            <w:r>
+              <w:rPr>
+                <w:b/>
+                <w:bCs/>
+                <w:color w:val="FFFFFF"/>
+              </w:rPr>
+              <w:t xml:space="preserve">Symbol</w:t>
+            </w:r>
+          </w:p>
+        </w:tc>
+        <w:tc>
+          <w:tcPr>
+            <w:tcBorders>
+              <w:top w:val="single" w:color="CCCCCC" w:sz="1"/>
+              <w:left w:val="single" w:color="CCCCCC" w:sz="1"/>
+              <w:bottom w:val="single" w:color="CCCCCC" w:sz="1"/>
+              <w:right w:val="single" w:color="CCCCCC" w:sz="1"/>
+            </w:tcBorders>
+            <w:shd w:fill="2E75B6" w:val="clear"/>
+            <w:tcMar>
+              <w:top w:type="dxa" w:w="80"/>
+              <w:left w:type="dxa" w:w="120"/>
+              <w:bottom w:type="dxa" w:w="80"/>
+              <w:right w:type="dxa" w:w="120"/>
+            </w:tcMar>
+          </w:tcPr>
+          <w:p>
+            <w:r>
+              <w:rPr>
+                <w:b/>
+                <w:bCs/>
+                <w:color w:val="FFFFFF"/>
+              </w:rPr>
+              <w:t xml:space="preserve">Permission</w:t>
+            </w:r>
+          </w:p>
+        </w:tc>
+        <w:tc>
+          <w:tcPr>
+            <w:tcBorders>
+              <w:top w:val="single" w:color="CCCCCC" w:sz="1"/>
+              <w:left w:val="single" w:color="CCCCCC" w:sz="1"/>
+              <w:bottom w:val="single" w:color="CCCCCC" w:sz="1"/>
+              <w:right w:val="single" w:color="CCCCCC" w:sz="1"/>
+            </w:tcBorders>
+            <w:shd w:fill="2E75B6" w:val="clear"/>
+            <w:tcMar>
+              <w:top w:type="dxa" w:w="80"/>
+              <w:left w:type="dxa" w:w="120"/>
+              <w:bottom w:type="dxa" w:w="80"/>
+              <w:right w:type="dxa" w:w="120"/>
+            </w:tcMar>
+          </w:tcPr>
+          <w:p>
+            <w:r>
+              <w:rPr>
+                <w:b/>
+                <w:bCs/>
+                <w:color w:val="FFFFFF"/>
+              </w:rPr>
+              <w:t xml:space="preserve">Meaning</w:t>
+            </w:r>
+          </w:p>
+        </w:tc>
+      </w:tr>
+      <w:tr>
+        <w:tc>
+          <w:tcPr>
+            <w:tcBorders>
+              <w:top w:val="single" w:color="CCCCCC" w:sz="1"/>
+              <w:left w:val="single" w:color="CCCCCC" w:sz="1"/>
+              <w:bottom w:val="single" w:color="CCCCCC" w:sz="1"/>
+              <w:right w:val="single" w:color="CCCCCC" w:sz="1"/>
+            </w:tcBorders>
+            <w:shd w:fill="FFFFFF" w:val="clear"/>
+            <w:tcMar>
+              <w:top w:type="dxa" w:w="80"/>
+              <w:left w:type="dxa" w:w="120"/>
+              <w:bottom w:type="dxa" w:w="80"/>
+              <w:right w:type="dxa" w:w="120"/>
+            </w:tcMar>
+          </w:tcPr>
+          <w:p>
+            <w:r>
+              <w:rPr>
+                <w:rFonts w:ascii="Courier New" w:cs="Courier New" w:eastAsia="Courier New" w:hAnsi="Courier New"/>
+              </w:rPr>
+              <w:t xml:space="preserve">r</w:t>
+            </w:r>
+          </w:p>
+        </w:tc>
+        <w:tc>
+          <w:tcPr>
+            <w:tcBorders>
+              <w:top w:val="single" w:color="CCCCCC" w:sz="1"/>
+              <w:left w:val="single" w:color="CCCCCC" w:sz="1"/>
+              <w:bottom w:val="single" w:color="CCCCCC" w:sz="1"/>
+              <w:right w:val="single" w:color="CCCCCC" w:sz="1"/>
+            </w:tcBorders>
+            <w:shd w:fill="FFFFFF" w:val="clear"/>
+            <w:tcMar>
+              <w:top w:type="dxa" w:w="80"/>
+              <w:left w:type="dxa" w:w="120"/>
+              <w:bottom w:type="dxa" w:w="80"/>
+              <w:right w:type="dxa" w:w="120"/>
+            </w:tcMar>
+          </w:tcPr>
+          <w:p>
+            <w:r>
+              <w:t xml:space="preserve">Read</w:t>
+            </w:r>
+          </w:p>
+        </w:tc>
+        <w:tc>
+          <w:tcPr>
+            <w:tcBorders>
+              <w:top w:val="single" w:color="CCCCCC" w:sz="1"/>
+              <w:left w:val="single" w:color="CCCCCC" w:sz="1"/>
+              <w:bottom w:val="single" w:color="CCCCCC" w:sz="1"/>
+              <w:right w:val="single" w:color="CCCCCC" w:sz="1"/>
+            </w:tcBorders>
+            <w:shd w:fill="FFFFFF" w:val="clear"/>
+            <w:tcMar>
+              <w:top w:type="dxa" w:w="80"/>
+              <w:left w:type="dxa" w:w="120"/>
+              <w:bottom w:type="dxa" w:w="80"/>
+              <w:right w:type="dxa" w:w="120"/>
+            </w:tcMar>
+          </w:tcPr>
+          <w:p>
+            <w:r>
+              <w:t xml:space="preserve">View or read the contents of the file</w:t>
+            </w:r>
+          </w:p>
+        </w:tc>
+      </w:tr>
+      <w:tr>
+        <w:tc>
+          <w:tcPr>
+            <w:tcBorders>
+              <w:top w:val="single" w:color="CCCCCC" w:sz="1"/>
+              <w:left w:val="single" w:color="CCCCCC" w:sz="1"/>
+              <w:bottom w:val="single" w:color="CCCCCC" w:sz="1"/>
+              <w:right w:val="single" w:color="CCCCCC" w:sz="1"/>
+            </w:tcBorders>
+            <w:shd w:fill="F2F2F2" w:val="clear"/>
+            <w:tcMar>
+              <w:top w:type="dxa" w:w="80"/>
+              <w:left w:type="dxa" w:w="120"/>
+              <w:bottom w:type="dxa" w:w="80"/>
+              <w:right w:type="dxa" w:w="120"/>
+            </w:tcMar>
+          </w:tcPr>
+          <w:p>
+            <w:r>
+              <w:rPr>
+                <w:rFonts w:ascii="Courier New" w:cs="Courier New" w:eastAsia="Courier New" w:hAnsi="Courier New"/>
+              </w:rPr>
+              <w:t xml:space="preserve">w</w:t>
+            </w:r>
+          </w:p>
+        </w:tc>
+        <w:tc>
+          <w:tcPr>
+            <w:tcBorders>
+              <w:top w:val="single" w:color="CCCCCC" w:sz="1"/>
+              <w:left w:val="single" w:color="CCCCCC" w:sz="1"/>
+              <w:bottom w:val="single" w:color="CCCCCC" w:sz="1"/>
+              <w:right w:val="single" w:color="CCCCCC" w:sz="1"/>
+            </w:tcBorders>
+            <w:shd w:fill="F2F2F2" w:val="clear"/>
+            <w:tcMar>
+              <w:top w:type="dxa" w:w="80"/>
+              <w:left w:type="dxa" w:w="120"/>
+              <w:bottom w:type="dxa" w:w="80"/>
+              <w:right w:type="dxa" w:w="120"/>
+            </w:tcMar>
+          </w:tcPr>
+          <w:p>
+            <w:r>
+              <w:t xml:space="preserve">Write</w:t>
+            </w:r>
+          </w:p>
+        </w:tc>
+        <w:tc>
+          <w:tcPr>
+            <w:tcBorders>
+              <w:top w:val="single" w:color="CCCCCC" w:sz="1"/>
+              <w:left w:val="single" w:color="CCCCCC" w:sz="1"/>
+              <w:bottom w:val="single" w:color="CCCCCC" w:sz="1"/>
+              <w:right w:val="single" w:color="CCCCCC" w:sz="1"/>
+            </w:tcBorders>
+            <w:shd w:fill="F2F2F2" w:val="clear"/>
+            <w:tcMar>
+              <w:top w:type="dxa" w:w="80"/>
+              <w:left w:type="dxa" w:w="120"/>
+              <w:bottom w:type="dxa" w:w="80"/>
+              <w:right w:type="dxa" w:w="120"/>
+            </w:tcMar>
+          </w:tcPr>
+          <w:p>
+            <w:r>
+              <w:t xml:space="preserve">Modify or delete the file</w:t>
+            </w:r>
+          </w:p>
+        </w:tc>
+      </w:tr>
+      <w:tr>
+        <w:tc>
+          <w:tcPr>
+            <w:tcBorders>
+              <w:top w:val="single" w:color="CCCCCC" w:sz="1"/>
+              <w:left w:val="single" w:color="CCCCCC" w:sz="1"/>
+              <w:bottom w:val="single" w:color="CCCCCC" w:sz="1"/>
+              <w:right w:val="single" w:color="CCCCCC" w:sz="1"/>
+            </w:tcBorders>
+            <w:shd w:fill="FFFFFF" w:val="clear"/>
+            <w:tcMar>
+              <w:top w:type="dxa" w:w="80"/>
+              <w:left w:type="dxa" w:w="120"/>
+              <w:bottom w:type="dxa" w:w="80"/>
+              <w:right w:type="dxa" w:w="120"/>
+            </w:tcMar>
+          </w:tcPr>
+          <w:p>
+            <w:r>
+              <w:rPr>
+                <w:rFonts w:ascii="Courier New" w:cs="Courier New" w:eastAsia="Courier New" w:hAnsi="Courier New"/>
+              </w:rPr>
+              <w:t xml:space="preserve">x</w:t>
+            </w:r>
+          </w:p>
+        </w:tc>
+        <w:tc>
+          <w:tcPr>
+            <w:tcBorders>
+              <w:top w:val="single" w:color="CCCCCC" w:sz="1"/>
+              <w:left w:val="single" w:color="CCCCCC" w:sz="1"/>
+              <w:bottom w:val="single" w:color="CCCCCC" w:sz="1"/>
+              <w:right w:val="single" w:color="CCCCCC" w:sz="1"/>
+            </w:tcBorders>
+            <w:shd w:fill="FFFFFF" w:val="clear"/>
+            <w:tcMar>
+              <w:top w:type="dxa" w:w="80"/>
+              <w:left w:type="dxa" w:w="120"/>
+              <w:bottom w:type="dxa" w:w="80"/>
+              <w:right w:type="dxa" w:w="120"/>
+            </w:tcMar>
+          </w:tcPr>
+          <w:p>
+            <w:r>
+              <w:t xml:space="preserve">Execute</w:t>
+            </w:r>
+          </w:p>
+        </w:tc>
+        <w:tc>
+          <w:tcPr>
+            <w:tcBorders>
+              <w:top w:val="single" w:color="CCCCCC" w:sz="1"/>
+              <w:left w:val="single" w:color="CCCCCC" w:sz="1"/>
+              <w:bottom w:val="single" w:color="CCCCCC" w:sz="1"/>
+              <w:right w:val="single" w:color="CCCCCC" w:sz="1"/>
+            </w:tcBorders>
+            <w:shd w:fill="FFFFFF" w:val="clear"/>
+            <w:tcMar>
+              <w:top w:type="dxa" w:w="80"/>
+              <w:left w:type="dxa" w:w="120"/>
+              <w:bottom w:type="dxa" w:w="80"/>
+              <w:right w:type="dxa" w:w="120"/>
+            </w:tcMar>
+          </w:tcPr>
+          <w:p>
+            <w:r>
+              <w:t xml:space="preserve">Run the file as a program/script</w:t>
+            </w:r>
+          </w:p>
+        </w:tc>
+      </w:tr>
+      <w:tr>
+        <w:tc>
+          <w:tcPr>
+            <w:tcBorders>
+              <w:top w:val="single" w:color="CCCCCC" w:sz="1"/>
+              <w:left w:val="single" w:color="CCCCCC" w:sz="1"/>
+              <w:bottom w:val="single" w:color="CCCCCC" w:sz="1"/>
+              <w:right w:val="single" w:color="CCCCCC" w:sz="1"/>
+            </w:tcBorders>
+            <w:shd w:fill="F2F2F2" w:val="clear"/>
+            <w:tcMar>
+              <w:top w:type="dxa" w:w="80"/>
+              <w:left w:type="dxa" w:w="120"/>
+              <w:bottom w:type="dxa" w:w="80"/>
+              <w:right w:type="dxa" w:w="120"/>
+            </w:tcMar>
+          </w:tcPr>
+          <w:p>
+            <w:r>
+              <w:rPr>
+                <w:rFonts w:ascii="Courier New" w:cs="Courier New" w:eastAsia="Courier New" w:hAnsi="Courier New"/>
+              </w:rPr>
+              <w:t xml:space="preserve">-</w:t>
+            </w:r>
+          </w:p>
+        </w:tc>
+        <w:tc>
+          <w:tcPr>
+            <w:tcBorders>
+              <w:top w:val="single" w:color="CCCCCC" w:sz="1"/>
+              <w:left w:val="single" w:color="CCCCCC" w:sz="1"/>
+              <w:bottom w:val="single" w:color="CCCCCC" w:sz="1"/>
+              <w:right w:val="single" w:color="CCCCCC" w:sz="1"/>
+            </w:tcBorders>
+            <w:shd w:fill="F2F2F2" w:val="clear"/>
+            <w:tcMar>
+              <w:top w:type="dxa" w:w="80"/>
+              <w:left w:type="dxa" w:w="120"/>
+              <w:bottom w:type="dxa" w:w="80"/>
+              <w:right w:type="dxa" w:w="120"/>
+            </w:tcMar>
+          </w:tcPr>
+          <w:p>
+            <w:r>
+              <w:t xml:space="preserve">Denied</w:t>
+            </w:r>
+          </w:p>
+        </w:tc>
+        <w:tc>
+          <w:tcPr>
+            <w:tcBorders>
+              <w:top w:val="single" w:color="CCCCCC" w:sz="1"/>
+              <w:left w:val="single" w:color="CCCCCC" w:sz="1"/>
+              <w:bottom w:val="single" w:color="CCCCCC" w:sz="1"/>
+              <w:right w:val="single" w:color="CCCCCC" w:sz="1"/>
+            </w:tcBorders>
+            <w:shd w:fill="F2F2F2" w:val="clear"/>
+            <w:tcMar>
+              <w:top w:type="dxa" w:w="80"/>
+              <w:left w:type="dxa" w:w="120"/>
+              <w:bottom w:type="dxa" w:w="80"/>
+              <w:right w:type="dxa" w:w="120"/>
+            </w:tcMar>
+          </w:tcPr>
+          <w:p>
+            <w:r>
+              <w:t xml:space="preserve">That specific permission is not granted</w:t>
+            </w:r>
+          </w:p>
+        </w:tc>
+      </w:tr>
+    </w:tbl>
+    <w:p/>
+    <w:p>
+      <w:pPr>
+        <w:pStyle w:val="Heading3"/>
+      </w:pPr>
+      <w:r>
+        <w:t xml:space="preserve">Reading the ls -l Permission String</w:t>
+      </w:r>
+    </w:p>
+    <w:p>
+      <w:r>
+        <w:t xml:space="preserve">When you run </w:t>
+      </w:r>
+      <w:r>
+        <w:rPr>
+          <w:rFonts w:ascii="Courier New" w:cs="Courier New" w:eastAsia="Courier New" w:hAnsi="Courier New"/>
+        </w:rPr>
+        <w:t xml:space="preserve">ls -l</w:t>
+      </w:r>
+      <w:r>
+        <w:t xml:space="preserve">, each file shows a 10-character permission string. Example: </w:t>
+      </w:r>
+      <w:r>
+        <w:rPr>
+          <w:rFonts w:ascii="Courier New" w:cs="Courier New" w:eastAsia="Courier New" w:hAnsi="Courier New"/>
+        </w:rPr>
+        <w:t xml:space="preserve">-r--r--r--</w:t>
+      </w:r>
+    </w:p>
+    <w:p/>
+    <w:tbl>
+      <w:tblPr>
+        <w:tblW w:type="dxa" w:w="9360"/>
+        <w:tblBorders>
+          <w:top w:val="single" w:color="auto" w:sz="4"/>
+          <w:left w:val="single" w:color="auto" w:sz="4"/>
+          <w:bottom w:val="single" w:color="auto" w:sz="4"/>
+          <w:right w:val="single" w:color="auto" w:sz="4"/>
+          <w:insideH w:val="single" w:color="auto" w:sz="4"/>
+          <w:insideV w:val="single" w:color="auto" w:sz="4"/>
+        </w:tblBorders>
+      </w:tblPr>
+      <w:tblGrid>
+        <w:gridCol w:w="1800"/>
+        <w:gridCol w:w="2160"/>
+        <w:gridCol w:w="5400"/>
+      </w:tblGrid>
+      <w:tr>
+        <w:tc>
+          <w:tcPr>
+            <w:tcBorders>
+              <w:top w:val="single" w:color="CCCCCC" w:sz="1"/>
+              <w:left w:val="single" w:color="CCCCCC" w:sz="1"/>
+              <w:bottom w:val="single" w:color="CCCCCC" w:sz="1"/>
+              <w:right w:val="single" w:color="CCCCCC" w:sz="1"/>
+            </w:tcBorders>
+            <w:shd w:fill="2E75B6" w:val="clear"/>
+            <w:tcMar>
+              <w:top w:type="dxa" w:w="80"/>
+              <w:left w:type="dxa" w:w="120"/>
+              <w:bottom w:type="dxa" w:w="80"/>
+              <w:right w:type="dxa" w:w="120"/>
+            </w:tcMar>
+          </w:tcPr>
+          <w:p>
+            <w:r>
+              <w:rPr>
+                <w:b/>
+                <w:bCs/>
+                <w:color w:val="FFFFFF"/>
+              </w:rPr>
+              <w:t xml:space="preserve">Characters</w:t>
+            </w:r>
+          </w:p>
+        </w:tc>
+        <w:tc>
+          <w:tcPr>
+            <w:tcBorders>
+              <w:top w:val="single" w:color="CCCCCC" w:sz="1"/>
+              <w:left w:val="single" w:color="CCCCCC" w:sz="1"/>
+              <w:bottom w:val="single" w:color="CCCCCC" w:sz="1"/>
+              <w:right w:val="single" w:color="CCCCCC" w:sz="1"/>
+            </w:tcBorders>
+            <w:shd w:fill="2E75B6" w:val="clear"/>
+            <w:tcMar>
+              <w:top w:type="dxa" w:w="80"/>
+              <w:left w:type="dxa" w:w="120"/>
+              <w:bottom w:type="dxa" w:w="80"/>
+              <w:right w:type="dxa" w:w="120"/>
+            </w:tcMar>
+          </w:tcPr>
+          <w:p>
+            <w:r>
+              <w:rPr>
+                <w:b/>
+                <w:bCs/>
+                <w:color w:val="FFFFFF"/>
+              </w:rPr>
+              <w:t xml:space="preserve">Position</w:t>
+            </w:r>
+          </w:p>
+        </w:tc>
+        <w:tc>
+          <w:tcPr>
+            <w:tcBorders>
+              <w:top w:val="single" w:color="CCCCCC" w:sz="1"/>
+              <w:left w:val="single" w:color="CCCCCC" w:sz="1"/>
+              <w:bottom w:val="single" w:color="CCCCCC" w:sz="1"/>
+              <w:right w:val="single" w:color="CCCCCC" w:sz="1"/>
+            </w:tcBorders>
+            <w:shd w:fill="2E75B6" w:val="clear"/>
+            <w:tcMar>
+              <w:top w:type="dxa" w:w="80"/>
+              <w:left w:type="dxa" w:w="120"/>
+              <w:bottom w:type="dxa" w:w="80"/>
+              <w:right w:type="dxa" w:w="120"/>
+            </w:tcMar>
+          </w:tcPr>
+          <w:p>
+            <w:r>
+              <w:rPr>
+                <w:b/>
+                <w:bCs/>
+                <w:color w:val="FFFFFF"/>
+              </w:rPr>
+              <w:t xml:space="preserve">Meaning</w:t>
+            </w:r>
+          </w:p>
+        </w:tc>
+      </w:tr>
+      <w:tr>
+        <w:tc>
+          <w:tcPr>
+            <w:tcBorders>
+              <w:top w:val="single" w:color="CCCCCC" w:sz="1"/>
+              <w:left w:val="single" w:color="CCCCCC" w:sz="1"/>
+              <w:bottom w:val="single" w:color="CCCCCC" w:sz="1"/>
+              <w:right w:val="single" w:color="CCCCCC" w:sz="1"/>
+            </w:tcBorders>
+            <w:shd w:fill="FFFFFF" w:val="clear"/>
+            <w:tcMar>
+              <w:top w:type="dxa" w:w="80"/>
+              <w:left w:type="dxa" w:w="120"/>
+              <w:bottom w:type="dxa" w:w="80"/>
+              <w:right w:type="dxa" w:w="120"/>
+            </w:tcMar>
+          </w:tcPr>
+          <w:p>
+            <w:r>
+              <w:rPr>
+                <w:rFonts w:ascii="Courier New" w:cs="Courier New" w:eastAsia="Courier New" w:hAnsi="Courier New"/>
+              </w:rPr>
+              <w:t xml:space="preserve">-</w:t>
+            </w:r>
+          </w:p>
+        </w:tc>
+        <w:tc>
+          <w:tcPr>
+            <w:tcBorders>
+              <w:top w:val="single" w:color="CCCCCC" w:sz="1"/>
+              <w:left w:val="single" w:color="CCCCCC" w:sz="1"/>
+              <w:bottom w:val="single" w:color="CCCCCC" w:sz="1"/>
+              <w:right w:val="single" w:color="CCCCCC" w:sz="1"/>
+            </w:tcBorders>
+            <w:shd w:fill="FFFFFF" w:val="clear"/>
+            <w:tcMar>
+              <w:top w:type="dxa" w:w="80"/>
+              <w:left w:type="dxa" w:w="120"/>
+              <w:bottom w:type="dxa" w:w="80"/>
+              <w:right w:type="dxa" w:w="120"/>
+            </w:tcMar>
+          </w:tcPr>
+          <w:p>
+            <w:r>
+              <w:t xml:space="preserve">1st char</w:t>
+            </w:r>
+          </w:p>
+        </w:tc>
+        <w:tc>
+          <w:tcPr>
+            <w:tcBorders>
+              <w:top w:val="single" w:color="CCCCCC" w:sz="1"/>
+              <w:left w:val="single" w:color="CCCCCC" w:sz="1"/>
+              <w:bottom w:val="single" w:color="CCCCCC" w:sz="1"/>
+              <w:right w:val="single" w:color="CCCCCC" w:sz="1"/>
+            </w:tcBorders>
+            <w:shd w:fill="FFFFFF" w:val="clear"/>
+            <w:tcMar>
+              <w:top w:type="dxa" w:w="80"/>
+              <w:left w:type="dxa" w:w="120"/>
+              <w:bottom w:type="dxa" w:w="80"/>
+              <w:right w:type="dxa" w:w="120"/>
+            </w:tcMar>
+          </w:tcPr>
+          <w:p>
+            <w:r>
+              <w:t xml:space="preserve">File type: '-' = regular file, 'd' = directory</w:t>
+            </w:r>
+          </w:p>
+        </w:tc>
+      </w:tr>
+      <w:tr>
+        <w:tc>
+          <w:tcPr>
+            <w:tcBorders>
+              <w:top w:val="single" w:color="CCCCCC" w:sz="1"/>
+              <w:left w:val="single" w:color="CCCCCC" w:sz="1"/>
+              <w:bottom w:val="single" w:color="CCCCCC" w:sz="1"/>
+              <w:right w:val="single" w:color="CCCCCC" w:sz="1"/>
+            </w:tcBorders>
+            <w:shd w:fill="F2F2F2" w:val="clear"/>
+            <w:tcMar>
+              <w:top w:type="dxa" w:w="80"/>
+              <w:left w:type="dxa" w:w="120"/>
+              <w:bottom w:type="dxa" w:w="80"/>
+              <w:right w:type="dxa" w:w="120"/>
+            </w:tcMar>
+          </w:tcPr>
+          <w:p>
+            <w:r>
+              <w:rPr>
+                <w:rFonts w:ascii="Courier New" w:cs="Courier New" w:eastAsia="Courier New" w:hAnsi="Courier New"/>
+              </w:rPr>
+              <w:t xml:space="preserve">r--</w:t>
+            </w:r>
+          </w:p>
+        </w:tc>
+        <w:tc>
+          <w:tcPr>
+            <w:tcBorders>
+              <w:top w:val="single" w:color="CCCCCC" w:sz="1"/>
+              <w:left w:val="single" w:color="CCCCCC" w:sz="1"/>
+              <w:bottom w:val="single" w:color="CCCCCC" w:sz="1"/>
+              <w:right w:val="single" w:color="CCCCCC" w:sz="1"/>
+            </w:tcBorders>
+            <w:shd w:fill="F2F2F2" w:val="clear"/>
+            <w:tcMar>
+              <w:top w:type="dxa" w:w="80"/>
+              <w:left w:type="dxa" w:w="120"/>
+              <w:bottom w:type="dxa" w:w="80"/>
+              <w:right w:type="dxa" w:w="120"/>
+            </w:tcMar>
+          </w:tcPr>
+          <w:p>
+            <w:r>
+              <w:t xml:space="preserve">chars 2–4</w:t>
+            </w:r>
+          </w:p>
+        </w:tc>
+        <w:tc>
+          <w:tcPr>
+            <w:tcBorders>
+              <w:top w:val="single" w:color="CCCCCC" w:sz="1"/>
+              <w:left w:val="single" w:color="CCCCCC" w:sz="1"/>
+              <w:bottom w:val="single" w:color="CCCCCC" w:sz="1"/>
+              <w:right w:val="single" w:color="CCCCCC" w:sz="1"/>
+            </w:tcBorders>
+            <w:shd w:fill="F2F2F2" w:val="clear"/>
+            <w:tcMar>
+              <w:top w:type="dxa" w:w="80"/>
+              <w:left w:type="dxa" w:w="120"/>
+              <w:bottom w:type="dxa" w:w="80"/>
+              <w:right w:type="dxa" w:w="120"/>
+            </w:tcMar>
+          </w:tcPr>
+          <w:p>
+            <w:r>
+              <w:t xml:space="preserve">User (owner) permissions: read only, no write, no execute</w:t>
+            </w:r>
+          </w:p>
+        </w:tc>
+      </w:tr>
+      <w:tr>
+        <w:tc>
+          <w:tcPr>
+            <w:tcBorders>
+              <w:top w:val="single" w:color="CCCCCC" w:sz="1"/>
+              <w:left w:val="single" w:color="CCCCCC" w:sz="1"/>
+              <w:bottom w:val="single" w:color="CCCCCC" w:sz="1"/>
+              <w:right w:val="single" w:color="CCCCCC" w:sz="1"/>
+            </w:tcBorders>
+            <w:shd w:fill="FFFFFF" w:val="clear"/>
+            <w:tcMar>
+              <w:top w:type="dxa" w:w="80"/>
+              <w:left w:type="dxa" w:w="120"/>
+              <w:bottom w:type="dxa" w:w="80"/>
+              <w:right w:type="dxa" w:w="120"/>
+            </w:tcMar>
+          </w:tcPr>
+          <w:p>
+            <w:r>
+              <w:rPr>
+                <w:rFonts w:ascii="Courier New" w:cs="Courier New" w:eastAsia="Courier New" w:hAnsi="Courier New"/>
+              </w:rPr>
+              <w:t xml:space="preserve">r--</w:t>
+            </w:r>
+          </w:p>
+        </w:tc>
+        <w:tc>
+          <w:tcPr>
+            <w:tcBorders>
+              <w:top w:val="single" w:color="CCCCCC" w:sz="1"/>
+              <w:left w:val="single" w:color="CCCCCC" w:sz="1"/>
+              <w:bottom w:val="single" w:color="CCCCCC" w:sz="1"/>
+              <w:right w:val="single" w:color="CCCCCC" w:sz="1"/>
+            </w:tcBorders>
+            <w:shd w:fill="FFFFFF" w:val="clear"/>
+            <w:tcMar>
+              <w:top w:type="dxa" w:w="80"/>
+              <w:left w:type="dxa" w:w="120"/>
+              <w:bottom w:type="dxa" w:w="80"/>
+              <w:right w:type="dxa" w:w="120"/>
+            </w:tcMar>
+          </w:tcPr>
+          <w:p>
+            <w:r>
+              <w:t xml:space="preserve">chars 5–7</w:t>
+            </w:r>
+          </w:p>
+        </w:tc>
+        <w:tc>
+          <w:tcPr>
+            <w:tcBorders>
+              <w:top w:val="single" w:color="CCCCCC" w:sz="1"/>
+              <w:left w:val="single" w:color="CCCCCC" w:sz="1"/>
+              <w:bottom w:val="single" w:color="CCCCCC" w:sz="1"/>
+              <w:right w:val="single" w:color="CCCCCC" w:sz="1"/>
+            </w:tcBorders>
+            <w:shd w:fill="FFFFFF" w:val="clear"/>
+            <w:tcMar>
+              <w:top w:type="dxa" w:w="80"/>
+              <w:left w:type="dxa" w:w="120"/>
+              <w:bottom w:type="dxa" w:w="80"/>
+              <w:right w:type="dxa" w:w="120"/>
+            </w:tcMar>
+          </w:tcPr>
+          <w:p>
+            <w:r>
+              <w:t xml:space="preserve">Group permissions: read only</w:t>
+            </w:r>
+          </w:p>
+        </w:tc>
+      </w:tr>
+      <w:tr>
+        <w:tc>
+          <w:tcPr>
+            <w:tcBorders>
+              <w:top w:val="single" w:color="CCCCCC" w:sz="1"/>
+              <w:left w:val="single" w:color="CCCCCC" w:sz="1"/>
+              <w:bottom w:val="single" w:color="CCCCCC" w:sz="1"/>
+              <w:right w:val="single" w:color="CCCCCC" w:sz="1"/>
+            </w:tcBorders>
+            <w:shd w:fill="F2F2F2" w:val="clear"/>
+            <w:tcMar>
+              <w:top w:type="dxa" w:w="80"/>
+              <w:left w:type="dxa" w:w="120"/>
+              <w:bottom w:type="dxa" w:w="80"/>
+              <w:right w:type="dxa" w:w="120"/>
+            </w:tcMar>
+          </w:tcPr>
+          <w:p>
+            <w:r>
+              <w:rPr>
+                <w:rFonts w:ascii="Courier New" w:cs="Courier New" w:eastAsia="Courier New" w:hAnsi="Courier New"/>
+              </w:rPr>
+              <w:t xml:space="preserve">r--</w:t>
+            </w:r>
+          </w:p>
+        </w:tc>
+        <w:tc>
+          <w:tcPr>
+            <w:tcBorders>
+              <w:top w:val="single" w:color="CCCCCC" w:sz="1"/>
+              <w:left w:val="single" w:color="CCCCCC" w:sz="1"/>
+              <w:bottom w:val="single" w:color="CCCCCC" w:sz="1"/>
+              <w:right w:val="single" w:color="CCCCCC" w:sz="1"/>
+            </w:tcBorders>
+            <w:shd w:fill="F2F2F2" w:val="clear"/>
+            <w:tcMar>
+              <w:top w:type="dxa" w:w="80"/>
+              <w:left w:type="dxa" w:w="120"/>
+              <w:bottom w:type="dxa" w:w="80"/>
+              <w:right w:type="dxa" w:w="120"/>
+            </w:tcMar>
+          </w:tcPr>
+          <w:p>
+            <w:r>
+              <w:t xml:space="preserve">chars 8–10</w:t>
+            </w:r>
+          </w:p>
+        </w:tc>
+        <w:tc>
+          <w:tcPr>
+            <w:tcBorders>
+              <w:top w:val="single" w:color="CCCCCC" w:sz="1"/>
+              <w:left w:val="single" w:color="CCCCCC" w:sz="1"/>
+              <w:bottom w:val="single" w:color="CCCCCC" w:sz="1"/>
+              <w:right w:val="single" w:color="CCCCCC" w:sz="1"/>
+            </w:tcBorders>
+            <w:shd w:fill="F2F2F2" w:val="clear"/>
+            <w:tcMar>
+              <w:top w:type="dxa" w:w="80"/>
+              <w:left w:type="dxa" w:w="120"/>
+              <w:bottom w:type="dxa" w:w="80"/>
+              <w:right w:type="dxa" w:w="120"/>
+            </w:tcMar>
+          </w:tcPr>
+          <w:p>
+            <w:r>
+              <w:t xml:space="preserve">Other permissions: read only</w:t>
+            </w:r>
+          </w:p>
+        </w:tc>
+      </w:tr>
+    </w:tbl>
+    <w:p/>
+    <w:p>
+      <w:pPr>
+        <w:pStyle w:val="Heading2"/>
+      </w:pPr>
+      <w:r>
+        <w:t xml:space="preserve">Task Analysis: Permission Modification Process</w:t>
+      </w:r>
+    </w:p>
+    <w:p>
+      <w:pPr>
+        <w:pStyle w:val="Heading3"/>
+      </w:pPr>
+      <w:r>
+        <w:t xml:space="preserve">Step 1 — Initial State (Restricted File)</w:t>
+      </w:r>
+    </w:p>
+    <w:p>
+      <w:r>
+        <w:t xml:space="preserve">After navigating to </w:t>
+      </w:r>
+      <w:r>
+        <w:rPr>
+          <w:rFonts w:ascii="Courier New" w:cs="Courier New" w:eastAsia="Courier New" w:hAnsi="Courier New"/>
+        </w:rPr>
+        <w:t xml:space="preserve">/home/student/practice</w:t>
+      </w:r>
+      <w:r>
+        <w:t xml:space="preserve"> and running </w:t>
+      </w:r>
+      <w:r>
+        <w:rPr>
+          <w:rFonts w:ascii="Courier New" w:cs="Courier New" w:eastAsia="Courier New" w:hAnsi="Courier New"/>
+        </w:rPr>
+        <w:t xml:space="preserve">ls -la</w:t>
+      </w:r>
+      <w:r>
+        <w:t xml:space="preserve">, the file was listed as:</w:t>
+      </w:r>
+    </w:p>
+    <w:p/>
+    <w:tbl>
+      <w:tblPr>
+        <w:tblW w:type="dxa" w:w="9360"/>
+        <w:tblBorders>
+          <w:top w:val="single" w:color="auto" w:sz="4"/>
+          <w:left w:val="single" w:color="auto" w:sz="4"/>
+          <w:bottom w:val="single" w:color="auto" w:sz="4"/>
+          <w:right w:val="single" w:color="auto" w:sz="4"/>
+          <w:insideH w:val="single" w:color="auto" w:sz="4"/>
+          <w:insideV w:val="single" w:color="auto" w:sz="4"/>
+        </w:tblBorders>
+      </w:tblPr>
+      <w:tblGrid>
+        <w:gridCol w:w="9360"/>
+      </w:tblGrid>
+      <w:tr>
+        <w:tc>
+          <w:tcPr>
+            <w:tcBorders>
+              <w:top w:val="single" w:color="CCCCCC" w:sz="1"/>
+              <w:left w:val="single" w:color="CCCCCC" w:sz="1"/>
+              <w:bottom w:val="single" w:color="CCCCCC" w:sz="1"/>
+              <w:right w:val="single" w:color="CCCCCC" w:sz="1"/>
+            </w:tcBorders>
+            <w:shd w:fill="1E1E1E" w:val="clear"/>
+            <w:tcMar>
+              <w:top w:type="dxa" w:w="120"/>
+              <w:left w:type="dxa" w:w="240"/>
+              <w:bottom w:type="dxa" w:w="120"/>
+              <w:right w:type="dxa" w:w="240"/>
+            </w:tcMar>
+          </w:tcPr>
+          <w:p>
+            <w:r>
+              <w:rPr>
+                <w:rFonts w:ascii="Courier New" w:cs="Courier New" w:eastAsia="Courier New" w:hAnsi="Courier New"/>
+                <w:color w:val="4FC1FF"/>
+                <w:sz w:val="22"/>
+                <w:szCs w:val="22"/>
+              </w:rPr>
+              <w:t xml:space="preserve">-r--r--r-- 1 student student 33 Jan 28 06:05 restricted_file.txt</w:t>
+            </w:r>
+          </w:p>
+        </w:tc>
+      </w:tr>
+    </w:tbl>
+    <w:p/>
+    <w:p>
+      <w:r>
+        <w:t xml:space="preserve">This </w:t>
+      </w:r>
+      <w:r>
+        <w:rPr>
+          <w:rFonts w:ascii="Courier New" w:cs="Courier New" w:eastAsia="Courier New" w:hAnsi="Courier New"/>
+        </w:rPr>
+        <w:t xml:space="preserve">-r--r--r--</w:t>
+      </w:r>
+      <w:r>
+        <w:t xml:space="preserve"> permission string means the file is read-only for the owner, group, and others — no write and no execute permission for anyone. Since the student user is the owner, </w:t>
+      </w:r>
+      <w:r>
+        <w:rPr>
+          <w:rFonts w:ascii="Courier New" w:cs="Courier New" w:eastAsia="Courier New" w:hAnsi="Courier New"/>
+        </w:rPr>
+        <w:t xml:space="preserve">cat</w:t>
+      </w:r>
+      <w:r>
+        <w:t xml:space="preserve"> succeeded directly because read (</w:t>
+      </w:r>
+      <w:r>
+        <w:rPr>
+          <w:rFonts w:ascii="Courier New" w:cs="Courier New" w:eastAsia="Courier New" w:hAnsi="Courier New"/>
+        </w:rPr>
+        <w:t xml:space="preserve">r</w:t>
+      </w:r>
+      <w:r>
+        <w:t xml:space="preserve">) was already permitted for the user.</w:t>
+      </w:r>
+    </w:p>
+    <w:p/>
+    <w:p>
+      <w:pPr>
+        <w:pStyle w:val="Heading3"/>
+      </w:pPr>
+      <w:r>
+        <w:t xml:space="preserve">Step 2 — Why Access Was Controlled</w:t>
+      </w:r>
+    </w:p>
+    <w:p>
+      <w:r>
+        <w:t xml:space="preserve">The file was placed in a restricted directory (</w:t>
+      </w:r>
+      <w:r>
+        <w:rPr>
+          <w:rFonts w:ascii="Courier New" w:cs="Courier New" w:eastAsia="Courier New" w:hAnsi="Courier New"/>
+        </w:rPr>
+        <w:t xml:space="preserve">drwxr-x--- owned by perm group</w:t>
+      </w:r>
+      <w:r>
+        <w:t xml:space="preserve">). The parent directory </w:t>
+      </w:r>
+      <w:r>
+        <w:rPr>
+          <w:rFonts w:ascii="Courier New" w:cs="Courier New" w:eastAsia="Courier New" w:hAnsi="Courier New"/>
+        </w:rPr>
+        <w:t xml:space="preserve">practice</w:t>
+      </w:r>
+      <w:r>
+        <w:t xml:space="preserve"> had permissions </w:t>
+      </w:r>
+      <w:r>
+        <w:rPr>
+          <w:rFonts w:ascii="Courier New" w:cs="Courier New" w:eastAsia="Courier New" w:hAnsi="Courier New"/>
+        </w:rPr>
+        <w:t xml:space="preserve">drwxr-x---</w:t>
+      </w:r>
+      <w:r>
+        <w:t xml:space="preserve">, limiting which users could even enter it. The </w:t>
+      </w:r>
+      <w:r>
+        <w:rPr>
+          <w:rFonts w:ascii="Courier New" w:cs="Courier New" w:eastAsia="Courier New" w:hAnsi="Courier New"/>
+        </w:rPr>
+        <w:t xml:space="preserve">restricted_file.txt</w:t>
+      </w:r>
+      <w:r>
+        <w:t xml:space="preserve"> itself was set to read-only to demonstrate that even as the owner, if write or execute bits are removed, those operations are denied by the kernel's access control.</w:t>
+      </w:r>
+    </w:p>
+    <w:p/>
+    <w:p>
+      <w:pPr>
+        <w:pStyle w:val="Heading3"/>
+      </w:pPr>
+      <w:r>
+        <w:t xml:space="preserve">Step 3 — chmod Command (Permission Modification)</w:t>
+      </w:r>
+    </w:p>
+    <w:p>
+      <w:r>
+        <w:t xml:space="preserve">To demonstrate permission modification, the </w:t>
+      </w:r>
+      <w:r>
+        <w:rPr>
+          <w:rFonts w:ascii="Courier New" w:cs="Courier New" w:eastAsia="Courier New" w:hAnsi="Courier New"/>
+        </w:rPr>
+        <w:t xml:space="preserve">chmod</w:t>
+      </w:r>
+      <w:r>
+        <w:t xml:space="preserve"> (change mode) command is used:</w:t>
+      </w:r>
+    </w:p>
+    <w:p/>
+    <w:tbl>
+      <w:tblPr>
+        <w:tblW w:type="dxa" w:w="9360"/>
+        <w:tblBorders>
+          <w:top w:val="single" w:color="auto" w:sz="4"/>
+          <w:left w:val="single" w:color="auto" w:sz="4"/>
+          <w:bottom w:val="single" w:color="auto" w:sz="4"/>
+          <w:right w:val="single" w:color="auto" w:sz="4"/>
+          <w:insideH w:val="single" w:color="auto" w:sz="4"/>
+          <w:insideV w:val="single" w:color="auto" w:sz="4"/>
+        </w:tblBorders>
+      </w:tblPr>
+      <w:tblGrid>
+        <w:gridCol w:w="9360"/>
+      </w:tblGrid>
+      <w:tr>
+        <w:tc>
+          <w:tcPr>
+            <w:tcBorders>
+              <w:top w:val="single" w:color="CCCCCC" w:sz="1"/>
+              <w:left w:val="single" w:color="CCCCCC" w:sz="1"/>
+              <w:bottom w:val="single" w:color="CCCCCC" w:sz="1"/>
+              <w:right w:val="single" w:color="CCCCCC" w:sz="1"/>
+            </w:tcBorders>
+            <w:shd w:fill="1E1E1E" w:val="clear"/>
+            <w:tcMar>
+              <w:top w:type="dxa" w:w="120"/>
+              <w:left w:type="dxa" w:w="240"/>
+              <w:bottom w:type="dxa" w:w="120"/>
+              <w:right w:type="dxa" w:w="240"/>
+            </w:tcMar>
+          </w:tcPr>
+          <w:p>
+            <w:r>
+              <w:rPr>
+                <w:rFonts w:ascii="Courier New" w:cs="Courier New" w:eastAsia="Courier New" w:hAnsi="Courier New"/>
+                <w:color w:val="6A9955"/>
+                <w:sz w:val="22"/>
+                <w:szCs w:val="22"/>
+              </w:rPr>
+              <w:t xml:space="preserve"># Syntax: chmod [who][+/-][permission] filename</w:t>
+            </w:r>
+          </w:p>
+          <w:p>
+            <w:r>
+              <w:rPr>
+                <w:rFonts w:ascii="Courier New" w:cs="Courier New" w:eastAsia="Courier New" w:hAnsi="Courier New"/>
+                <w:color w:val="9CDCFE"/>
+                <w:sz w:val="22"/>
+                <w:szCs w:val="22"/>
+              </w:rPr>
+              <w:t xml:space="preserve">chmod u+r restricted_file.txt   # Add read for owner</w:t>
+            </w:r>
+          </w:p>
+          <w:p>
+            <w:r>
+              <w:rPr>
+                <w:rFonts w:ascii="Courier New" w:cs="Courier New" w:eastAsia="Courier New" w:hAnsi="Courier New"/>
+                <w:color w:val="9CDCFE"/>
+                <w:sz w:val="22"/>
+                <w:szCs w:val="22"/>
+              </w:rPr>
+              <w:t xml:space="preserve">chmod u+w restricted_file.txt   # Add write for owner</w:t>
+            </w:r>
+          </w:p>
+          <w:p>
+            <w:r>
+              <w:rPr>
+                <w:rFonts w:ascii="Courier New" w:cs="Courier New" w:eastAsia="Courier New" w:hAnsi="Courier New"/>
+                <w:color w:val="9CDCFE"/>
+                <w:sz w:val="22"/>
+                <w:szCs w:val="22"/>
+              </w:rPr>
+              <w:t xml:space="preserve">chmod 644 restricted_file.txt   # Numeric: rw-r--r--</w:t>
+            </w:r>
+          </w:p>
+        </w:tc>
+      </w:tr>
+    </w:tbl>
+    <w:p/>
+    <w:p>
+      <w:r>
+        <w:t xml:space="preserve">Breaking down </w:t>
+      </w:r>
+      <w:r>
+        <w:rPr>
+          <w:rFonts w:ascii="Courier New" w:cs="Courier New" w:eastAsia="Courier New" w:hAnsi="Courier New"/>
+        </w:rPr>
+        <w:t xml:space="preserve">chmod u+r restricted_file.txt</w:t>
+      </w:r>
+      <w:r>
+        <w:t xml:space="preserve">:</w:t>
+      </w:r>
+    </w:p>
+    <w:p>
+      <w:pPr>
+        <w:pStyle w:val="ListParagraph"/>
+        <w:numPr>
+          <w:ilvl w:val="0"/>
+          <w:numId w:val="2"/>
+        </w:numPr>
+      </w:pPr>
+      <w:r>
+        <w:rPr>
+          <w:b/>
+          <w:bCs/>
+        </w:rPr>
+        <w:t xml:space="preserve">u</w:t>
+      </w:r>
+      <w:r>
+        <w:t xml:space="preserve"> — target the User (owner) category</w:t>
+      </w:r>
+    </w:p>
+    <w:p>
+      <w:pPr>
+        <w:pStyle w:val="ListParagraph"/>
+        <w:numPr>
+          <w:ilvl w:val="0"/>
+          <w:numId w:val="2"/>
+        </w:numPr>
+      </w:pPr>
+      <w:r>
+        <w:rPr>
+          <w:b/>
+          <w:bCs/>
+        </w:rPr>
+        <w:t xml:space="preserve">+</w:t>
+      </w:r>
+      <w:r>
+        <w:t xml:space="preserve"> — add (as opposed to - which removes) the permission</w:t>
+      </w:r>
+    </w:p>
+    <w:p>
+      <w:pPr>
+        <w:pStyle w:val="ListParagraph"/>
+        <w:numPr>
+          <w:ilvl w:val="0"/>
+          <w:numId w:val="2"/>
+        </w:numPr>
+      </w:pPr>
+      <w:r>
+        <w:rPr>
+          <w:b/>
+          <w:bCs/>
+        </w:rPr>
+        <w:t xml:space="preserve">r</w:t>
+      </w:r>
+      <w:r>
+        <w:t xml:space="preserve"> — the Read permission bit</w:t>
+      </w:r>
+    </w:p>
+    <w:p/>
+    <w:p>
+      <w:pPr>
+        <w:pStyle w:val="Heading3"/>
+      </w:pPr>
+      <w:r>
+        <w:t xml:space="preserve">Numeric (Octal) Permission Reference</w:t>
+      </w:r>
+    </w:p>
+    <w:tbl>
+      <w:tblPr>
+        <w:tblW w:type="dxa" w:w="9360"/>
+        <w:tblBorders>
+          <w:top w:val="single" w:color="auto" w:sz="4"/>
+          <w:left w:val="single" w:color="auto" w:sz="4"/>
+          <w:bottom w:val="single" w:color="auto" w:sz="4"/>
+          <w:right w:val="single" w:color="auto" w:sz="4"/>
+          <w:insideH w:val="single" w:color="auto" w:sz="4"/>
+          <w:insideV w:val="single" w:color="auto" w:sz="4"/>
+        </w:tblBorders>
+      </w:tblPr>
+      <w:tblGrid>
+        <w:gridCol w:w="1800"/>
+        <w:gridCol w:w="2160"/>
+        <w:gridCol w:w="5400"/>
+      </w:tblGrid>
+      <w:tr>
+        <w:tc>
+          <w:tcPr>
+            <w:tcBorders>
+              <w:top w:val="single" w:color="CCCCCC" w:sz="1"/>
+              <w:left w:val="single" w:color="CCCCCC" w:sz="1"/>
+              <w:bottom w:val="single" w:color="CCCCCC" w:sz="1"/>
+              <w:right w:val="single" w:color="CCCCCC" w:sz="1"/>
+            </w:tcBorders>
+            <w:shd w:fill="2E75B6" w:val="clear"/>
+            <w:tcMar>
+              <w:top w:type="dxa" w:w="80"/>
+              <w:left w:type="dxa" w:w="120"/>
+              <w:bottom w:type="dxa" w:w="80"/>
+              <w:right w:type="dxa" w:w="120"/>
+            </w:tcMar>
+          </w:tcPr>
+          <w:p>
+            <w:r>
+              <w:rPr>
+                <w:b/>
+                <w:bCs/>
+                <w:color w:val="FFFFFF"/>
+              </w:rPr>
+              <w:t xml:space="preserve">Octal</w:t>
+            </w:r>
+          </w:p>
+        </w:tc>
+        <w:tc>
+          <w:tcPr>
+            <w:tcBorders>
+              <w:top w:val="single" w:color="CCCCCC" w:sz="1"/>
+              <w:left w:val="single" w:color="CCCCCC" w:sz="1"/>
+              <w:bottom w:val="single" w:color="CCCCCC" w:sz="1"/>
+              <w:right w:val="single" w:color="CCCCCC" w:sz="1"/>
+            </w:tcBorders>
+            <w:shd w:fill="2E75B6" w:val="clear"/>
+            <w:tcMar>
+              <w:top w:type="dxa" w:w="80"/>
+              <w:left w:type="dxa" w:w="120"/>
+              <w:bottom w:type="dxa" w:w="80"/>
+              <w:right w:type="dxa" w:w="120"/>
+            </w:tcMar>
+          </w:tcPr>
+          <w:p>
+            <w:r>
+              <w:rPr>
+                <w:b/>
+                <w:bCs/>
+                <w:color w:val="FFFFFF"/>
+              </w:rPr>
+              <w:t xml:space="preserve">Binary</w:t>
+            </w:r>
+          </w:p>
+        </w:tc>
+        <w:tc>
+          <w:tcPr>
+            <w:tcBorders>
+              <w:top w:val="single" w:color="CCCCCC" w:sz="1"/>
+              <w:left w:val="single" w:color="CCCCCC" w:sz="1"/>
+              <w:bottom w:val="single" w:color="CCCCCC" w:sz="1"/>
+              <w:right w:val="single" w:color="CCCCCC" w:sz="1"/>
+            </w:tcBorders>
+            <w:shd w:fill="2E75B6" w:val="clear"/>
+            <w:tcMar>
+              <w:top w:type="dxa" w:w="80"/>
+              <w:left w:type="dxa" w:w="120"/>
+              <w:bottom w:type="dxa" w:w="80"/>
+              <w:right w:type="dxa" w:w="120"/>
+            </w:tcMar>
+          </w:tcPr>
+          <w:p>
+            <w:r>
+              <w:rPr>
+                <w:b/>
+                <w:bCs/>
+                <w:color w:val="FFFFFF"/>
+              </w:rPr>
+              <w:t xml:space="preserve">Permission</w:t>
+            </w:r>
+          </w:p>
+        </w:tc>
+      </w:tr>
+      <w:tr>
+        <w:tc>
+          <w:tcPr>
+            <w:tcBorders>
+              <w:top w:val="single" w:color="CCCCCC" w:sz="1"/>
+              <w:left w:val="single" w:color="CCCCCC" w:sz="1"/>
+              <w:bottom w:val="single" w:color="CCCCCC" w:sz="1"/>
+              <w:right w:val="single" w:color="CCCCCC" w:sz="1"/>
+            </w:tcBorders>
+            <w:shd w:fill="FFFFFF" w:val="clear"/>
+            <w:tcMar>
+              <w:top w:type="dxa" w:w="80"/>
+              <w:left w:type="dxa" w:w="120"/>
+              <w:bottom w:type="dxa" w:w="80"/>
+              <w:right w:type="dxa" w:w="120"/>
+            </w:tcMar>
+          </w:tcPr>
+          <w:p>
+            <w:r>
+              <w:t xml:space="preserve">7</w:t>
+            </w:r>
+          </w:p>
+        </w:tc>
+        <w:tc>
+          <w:tcPr>
+            <w:tcBorders>
+              <w:top w:val="single" w:color="CCCCCC" w:sz="1"/>
+              <w:left w:val="single" w:color="CCCCCC" w:sz="1"/>
+              <w:bottom w:val="single" w:color="CCCCCC" w:sz="1"/>
+              <w:right w:val="single" w:color="CCCCCC" w:sz="1"/>
+            </w:tcBorders>
+            <w:shd w:fill="FFFFFF" w:val="clear"/>
+            <w:tcMar>
+              <w:top w:type="dxa" w:w="80"/>
+              <w:left w:type="dxa" w:w="120"/>
+              <w:bottom w:type="dxa" w:w="80"/>
+              <w:right w:type="dxa" w:w="120"/>
+            </w:tcMar>
+          </w:tcPr>
+          <w:p>
+            <w:r>
+              <w:t xml:space="preserve">111</w:t>
+            </w:r>
+          </w:p>
+        </w:tc>
+        <w:tc>
+          <w:tcPr>
+            <w:tcBorders>
+              <w:top w:val="single" w:color="CCCCCC" w:sz="1"/>
+              <w:left w:val="single" w:color="CCCCCC" w:sz="1"/>
+              <w:bottom w:val="single" w:color="CCCCCC" w:sz="1"/>
+              <w:right w:val="single" w:color="CCCCCC" w:sz="1"/>
+            </w:tcBorders>
+            <w:shd w:fill="FFFFFF" w:val="clear"/>
+            <w:tcMar>
+              <w:top w:type="dxa" w:w="80"/>
+              <w:left w:type="dxa" w:w="120"/>
+              <w:bottom w:type="dxa" w:w="80"/>
+              <w:right w:type="dxa" w:w="120"/>
+            </w:tcMar>
+          </w:tcPr>
+          <w:p>
+            <w:r>
+              <w:t xml:space="preserve">rwx — Full access</w:t>
+            </w:r>
+          </w:p>
+        </w:tc>
+      </w:tr>
+      <w:tr>
+        <w:tc>
+          <w:tcPr>
+            <w:tcBorders>
+              <w:top w:val="single" w:color="CCCCCC" w:sz="1"/>
+              <w:left w:val="single" w:color="CCCCCC" w:sz="1"/>
+              <w:bottom w:val="single" w:color="CCCCCC" w:sz="1"/>
+              <w:right w:val="single" w:color="CCCCCC" w:sz="1"/>
+            </w:tcBorders>
+            <w:shd w:fill="F2F2F2" w:val="clear"/>
+            <w:tcMar>
+              <w:top w:type="dxa" w:w="80"/>
+              <w:left w:type="dxa" w:w="120"/>
+              <w:bottom w:type="dxa" w:w="80"/>
+              <w:right w:type="dxa" w:w="120"/>
+            </w:tcMar>
+          </w:tcPr>
+          <w:p>
+            <w:r>
+              <w:t xml:space="preserve">6</w:t>
+            </w:r>
+          </w:p>
+        </w:tc>
+        <w:tc>
+          <w:tcPr>
+            <w:tcBorders>
+              <w:top w:val="single" w:color="CCCCCC" w:sz="1"/>
+              <w:left w:val="single" w:color="CCCCCC" w:sz="1"/>
+              <w:bottom w:val="single" w:color="CCCCCC" w:sz="1"/>
+              <w:right w:val="single" w:color="CCCCCC" w:sz="1"/>
+            </w:tcBorders>
+            <w:shd w:fill="F2F2F2" w:val="clear"/>
+            <w:tcMar>
+              <w:top w:type="dxa" w:w="80"/>
+              <w:left w:type="dxa" w:w="120"/>
+              <w:bottom w:type="dxa" w:w="80"/>
+              <w:right w:type="dxa" w:w="120"/>
+            </w:tcMar>
+          </w:tcPr>
+          <w:p>
+            <w:r>
+              <w:t xml:space="preserve">110</w:t>
+            </w:r>
+          </w:p>
+        </w:tc>
+        <w:tc>
+          <w:tcPr>
+            <w:tcBorders>
+              <w:top w:val="single" w:color="CCCCCC" w:sz="1"/>
+              <w:left w:val="single" w:color="CCCCCC" w:sz="1"/>
+              <w:bottom w:val="single" w:color="CCCCCC" w:sz="1"/>
+              <w:right w:val="single" w:color="CCCCCC" w:sz="1"/>
+            </w:tcBorders>
+            <w:shd w:fill="F2F2F2" w:val="clear"/>
+            <w:tcMar>
+              <w:top w:type="dxa" w:w="80"/>
+              <w:left w:type="dxa" w:w="120"/>
+              <w:bottom w:type="dxa" w:w="80"/>
+              <w:right w:type="dxa" w:w="120"/>
+            </w:tcMar>
+          </w:tcPr>
+          <w:p>
+            <w:r>
+              <w:t xml:space="preserve">rw- — Read &amp; Write</w:t>
+            </w:r>
+          </w:p>
+        </w:tc>
+      </w:tr>
+      <w:tr>
+        <w:tc>
+          <w:tcPr>
+            <w:tcBorders>
+              <w:top w:val="single" w:color="CCCCCC" w:sz="1"/>
+              <w:left w:val="single" w:color="CCCCCC" w:sz="1"/>
+              <w:bottom w:val="single" w:color="CCCCCC" w:sz="1"/>
+              <w:right w:val="single" w:color="CCCCCC" w:sz="1"/>
+            </w:tcBorders>
+            <w:shd w:fill="FFFFFF" w:val="clear"/>
+            <w:tcMar>
+              <w:top w:type="dxa" w:w="80"/>
+              <w:left w:type="dxa" w:w="120"/>
+              <w:bottom w:type="dxa" w:w="80"/>
+              <w:right w:type="dxa" w:w="120"/>
+            </w:tcMar>
+          </w:tcPr>
+          <w:p>
+            <w:r>
+              <w:t xml:space="preserve">5</w:t>
+            </w:r>
+          </w:p>
+        </w:tc>
+        <w:tc>
+          <w:tcPr>
+            <w:tcBorders>
+              <w:top w:val="single" w:color="CCCCCC" w:sz="1"/>
+              <w:left w:val="single" w:color="CCCCCC" w:sz="1"/>
+              <w:bottom w:val="single" w:color="CCCCCC" w:sz="1"/>
+              <w:right w:val="single" w:color="CCCCCC" w:sz="1"/>
+            </w:tcBorders>
+            <w:shd w:fill="FFFFFF" w:val="clear"/>
+            <w:tcMar>
+              <w:top w:type="dxa" w:w="80"/>
+              <w:left w:type="dxa" w:w="120"/>
+              <w:bottom w:type="dxa" w:w="80"/>
+              <w:right w:type="dxa" w:w="120"/>
+            </w:tcMar>
+          </w:tcPr>
+          <w:p>
+            <w:r>
+              <w:t xml:space="preserve">101</w:t>
+            </w:r>
+          </w:p>
+        </w:tc>
+        <w:tc>
+          <w:tcPr>
+            <w:tcBorders>
+              <w:top w:val="single" w:color="CCCCCC" w:sz="1"/>
+              <w:left w:val="single" w:color="CCCCCC" w:sz="1"/>
+              <w:bottom w:val="single" w:color="CCCCCC" w:sz="1"/>
+              <w:right w:val="single" w:color="CCCCCC" w:sz="1"/>
+            </w:tcBorders>
+            <w:shd w:fill="FFFFFF" w:val="clear"/>
+            <w:tcMar>
+              <w:top w:type="dxa" w:w="80"/>
+              <w:left w:type="dxa" w:w="120"/>
+              <w:bottom w:type="dxa" w:w="80"/>
+              <w:right w:type="dxa" w:w="120"/>
+            </w:tcMar>
+          </w:tcPr>
+          <w:p>
+            <w:r>
+              <w:t xml:space="preserve">r-x — Read &amp; Execute</w:t>
+            </w:r>
+          </w:p>
+        </w:tc>
+      </w:tr>
+      <w:tr>
+        <w:tc>
+          <w:tcPr>
+            <w:tcBorders>
+              <w:top w:val="single" w:color="CCCCCC" w:sz="1"/>
+              <w:left w:val="single" w:color="CCCCCC" w:sz="1"/>
+              <w:bottom w:val="single" w:color="CCCCCC" w:sz="1"/>
+              <w:right w:val="single" w:color="CCCCCC" w:sz="1"/>
+            </w:tcBorders>
+            <w:shd w:fill="F2F2F2" w:val="clear"/>
+            <w:tcMar>
+              <w:top w:type="dxa" w:w="80"/>
+              <w:left w:type="dxa" w:w="120"/>
+              <w:bottom w:type="dxa" w:w="80"/>
+              <w:right w:type="dxa" w:w="120"/>
+            </w:tcMar>
+          </w:tcPr>
+          <w:p>
+            <w:r>
+              <w:t xml:space="preserve">4</w:t>
+            </w:r>
+          </w:p>
+        </w:tc>
+        <w:tc>
+          <w:tcPr>
+            <w:tcBorders>
+              <w:top w:val="single" w:color="CCCCCC" w:sz="1"/>
+              <w:left w:val="single" w:color="CCCCCC" w:sz="1"/>
+              <w:bottom w:val="single" w:color="CCCCCC" w:sz="1"/>
+              <w:right w:val="single" w:color="CCCCCC" w:sz="1"/>
+            </w:tcBorders>
+            <w:shd w:fill="F2F2F2" w:val="clear"/>
+            <w:tcMar>
+              <w:top w:type="dxa" w:w="80"/>
+              <w:left w:type="dxa" w:w="120"/>
+              <w:bottom w:type="dxa" w:w="80"/>
+              <w:right w:type="dxa" w:w="120"/>
+            </w:tcMar>
+          </w:tcPr>
+          <w:p>
+            <w:r>
+              <w:t xml:space="preserve">100</w:t>
+            </w:r>
+          </w:p>
+        </w:tc>
+        <w:tc>
+          <w:tcPr>
+            <w:tcBorders>
+              <w:top w:val="single" w:color="CCCCCC" w:sz="1"/>
+              <w:left w:val="single" w:color="CCCCCC" w:sz="1"/>
+              <w:bottom w:val="single" w:color="CCCCCC" w:sz="1"/>
+              <w:right w:val="single" w:color="CCCCCC" w:sz="1"/>
+            </w:tcBorders>
+            <w:shd w:fill="F2F2F2" w:val="clear"/>
+            <w:tcMar>
+              <w:top w:type="dxa" w:w="80"/>
+              <w:left w:type="dxa" w:w="120"/>
+              <w:bottom w:type="dxa" w:w="80"/>
+              <w:right w:type="dxa" w:w="120"/>
+            </w:tcMar>
+          </w:tcPr>
+          <w:p>
+            <w:r>
+              <w:t xml:space="preserve">r-- — Read only</w:t>
+            </w:r>
+          </w:p>
+        </w:tc>
+      </w:tr>
+      <w:tr>
+        <w:tc>
+          <w:tcPr>
+            <w:tcBorders>
+              <w:top w:val="single" w:color="CCCCCC" w:sz="1"/>
+              <w:left w:val="single" w:color="CCCCCC" w:sz="1"/>
+              <w:bottom w:val="single" w:color="CCCCCC" w:sz="1"/>
+              <w:right w:val="single" w:color="CCCCCC" w:sz="1"/>
+            </w:tcBorders>
+            <w:shd w:fill="FFFFFF" w:val="clear"/>
+            <w:tcMar>
+              <w:top w:type="dxa" w:w="80"/>
+              <w:left w:type="dxa" w:w="120"/>
+              <w:bottom w:type="dxa" w:w="80"/>
+              <w:right w:type="dxa" w:w="120"/>
+            </w:tcMar>
+          </w:tcPr>
+          <w:p>
+            <w:r>
+              <w:t xml:space="preserve">0</w:t>
+            </w:r>
+          </w:p>
+        </w:tc>
+        <w:tc>
+          <w:tcPr>
+            <w:tcBorders>
+              <w:top w:val="single" w:color="CCCCCC" w:sz="1"/>
+              <w:left w:val="single" w:color="CCCCCC" w:sz="1"/>
+              <w:bottom w:val="single" w:color="CCCCCC" w:sz="1"/>
+              <w:right w:val="single" w:color="CCCCCC" w:sz="1"/>
+            </w:tcBorders>
+            <w:shd w:fill="FFFFFF" w:val="clear"/>
+            <w:tcMar>
+              <w:top w:type="dxa" w:w="80"/>
+              <w:left w:type="dxa" w:w="120"/>
+              <w:bottom w:type="dxa" w:w="80"/>
+              <w:right w:type="dxa" w:w="120"/>
+            </w:tcMar>
+          </w:tcPr>
+          <w:p>
+            <w:r>
+              <w:t xml:space="preserve">000</w:t>
+            </w:r>
+          </w:p>
+        </w:tc>
+        <w:tc>
+          <w:tcPr>
+            <w:tcBorders>
+              <w:top w:val="single" w:color="CCCCCC" w:sz="1"/>
+              <w:left w:val="single" w:color="CCCCCC" w:sz="1"/>
+              <w:bottom w:val="single" w:color="CCCCCC" w:sz="1"/>
+              <w:right w:val="single" w:color="CCCCCC" w:sz="1"/>
+            </w:tcBorders>
+            <w:shd w:fill="FFFFFF" w:val="clear"/>
+            <w:tcMar>
+              <w:top w:type="dxa" w:w="80"/>
+              <w:left w:type="dxa" w:w="120"/>
+              <w:bottom w:type="dxa" w:w="80"/>
+              <w:right w:type="dxa" w:w="120"/>
+            </w:tcMar>
+          </w:tcPr>
+          <w:p>
+            <w:r>
+              <w:t xml:space="preserve">--- — No access</w:t>
+            </w:r>
+          </w:p>
+        </w:tc>
+      </w:tr>
+    </w:tbl>
+    <w:p/>
+    <w:p>
+      <w:pPr>
+        <w:pStyle w:val="Heading2"/>
+      </w:pPr>
+      <w:r>
+        <w:t xml:space="preserve">Complete Commands Used</w:t>
       </w:r>
     </w:p>
     <w:tbl>
@@ -104,7 +2035,6 @@
       <w:tr>
         <w:tc>
           <w:tcPr>
-            <w:tcW w:type="dxa" w:w="3120"/>
             <w:tcBorders>
               <w:top w:val="single" w:color="CCCCCC" w:sz="1"/>
               <w:left w:val="single" w:color="CCCCCC" w:sz="1"/>
@@ -132,7 +2062,6 @@
         </w:tc>
         <w:tc>
           <w:tcPr>
-            <w:tcW w:type="dxa" w:w="6240"/>
             <w:tcBorders>
               <w:top w:val="single" w:color="CCCCCC" w:sz="1"/>
               <w:left w:val="single" w:color="CCCCCC" w:sz="1"/>
@@ -154,7 +2083,7 @@
                 <w:bCs/>
                 <w:color w:val="FFFFFF"/>
               </w:rPr>
-              <w:t xml:space="preserve">Description &amp; Output</w:t>
+              <w:t xml:space="preserve">Description</w:t>
             </w:r>
           </w:p>
         </w:tc>
@@ -162,7 +2091,6 @@
       <w:tr>
         <w:tc>
           <w:tcPr>
-            <w:tcW w:type="dxa" w:w="3120"/>
             <w:tcBorders>
               <w:top w:val="single" w:color="CCCCCC" w:sz="1"/>
               <w:left w:val="single" w:color="CCCCCC" w:sz="1"/>
@@ -188,24 +2116,23 @@
         </w:tc>
         <w:tc>
           <w:tcPr>
-            <w:tcW w:type="dxa" w:w="6240"/>
-            <w:tcBorders>
-              <w:top w:val="single" w:color="CCCCCC" w:sz="1"/>
-              <w:left w:val="single" w:color="CCCCCC" w:sz="1"/>
-              <w:bottom w:val="single" w:color="CCCCCC" w:sz="1"/>
-              <w:right w:val="single" w:color="CCCCCC" w:sz="1"/>
-            </w:tcBorders>
-            <w:shd w:fill="FFFFFF" w:val="clear"/>
-            <w:tcMar>
-              <w:top w:type="dxa" w:w="80"/>
-              <w:left w:type="dxa" w:w="120"/>
-              <w:bottom w:type="dxa" w:w="80"/>
-              <w:right w:type="dxa" w:w="120"/>
-            </w:tcMar>
-          </w:tcPr>
-          <w:p>
-            <w:r>
-              <w:t xml:space="preserve">List all files with permissions in home directory</w:t>
+            <w:tcBorders>
+              <w:top w:val="single" w:color="CCCCCC" w:sz="1"/>
+              <w:left w:val="single" w:color="CCCCCC" w:sz="1"/>
+              <w:bottom w:val="single" w:color="CCCCCC" w:sz="1"/>
+              <w:right w:val="single" w:color="CCCCCC" w:sz="1"/>
+            </w:tcBorders>
+            <w:shd w:fill="FFFFFF" w:val="clear"/>
+            <w:tcMar>
+              <w:top w:type="dxa" w:w="80"/>
+              <w:left w:type="dxa" w:w="120"/>
+              <w:bottom w:type="dxa" w:w="80"/>
+              <w:right w:type="dxa" w:w="120"/>
+            </w:tcMar>
+          </w:tcPr>
+          <w:p>
+            <w:r>
+              <w:t xml:space="preserve">List all files in home dir with permissions</w:t>
             </w:r>
           </w:p>
         </w:tc>
@@ -213,7 +2140,6 @@
       <w:tr>
         <w:tc>
           <w:tcPr>
-            <w:tcW w:type="dxa" w:w="3120"/>
             <w:tcBorders>
               <w:top w:val="single" w:color="CCCCCC" w:sz="1"/>
               <w:left w:val="single" w:color="CCCCCC" w:sz="1"/>
@@ -239,7 +2165,6 @@
         </w:tc>
         <w:tc>
           <w:tcPr>
-            <w:tcW w:type="dxa" w:w="6240"/>
             <w:tcBorders>
               <w:top w:val="single" w:color="CCCCCC" w:sz="1"/>
               <w:left w:val="single" w:color="CCCCCC" w:sz="1"/>
@@ -264,7 +2189,6 @@
       <w:tr>
         <w:tc>
           <w:tcPr>
-            <w:tcW w:type="dxa" w:w="3120"/>
             <w:tcBorders>
               <w:top w:val="single" w:color="CCCCCC" w:sz="1"/>
               <w:left w:val="single" w:color="CCCCCC" w:sz="1"/>
@@ -290,24 +2214,23 @@
         </w:tc>
         <w:tc>
           <w:tcPr>
-            <w:tcW w:type="dxa" w:w="6240"/>
-            <w:tcBorders>
-              <w:top w:val="single" w:color="CCCCCC" w:sz="1"/>
-              <w:left w:val="single" w:color="CCCCCC" w:sz="1"/>
-              <w:bottom w:val="single" w:color="CCCCCC" w:sz="1"/>
-              <w:right w:val="single" w:color="CCCCCC" w:sz="1"/>
-            </w:tcBorders>
-            <w:shd w:fill="FFFFFF" w:val="clear"/>
-            <w:tcMar>
-              <w:top w:type="dxa" w:w="80"/>
-              <w:left w:type="dxa" w:w="120"/>
-              <w:bottom w:type="dxa" w:w="80"/>
-              <w:right w:type="dxa" w:w="120"/>
-            </w:tcMar>
-          </w:tcPr>
-          <w:p>
-            <w:r>
-              <w:t xml:space="preserve">List files in practice — shows restricted_file.txt with -r--r--r-- permissions</w:t>
+            <w:tcBorders>
+              <w:top w:val="single" w:color="CCCCCC" w:sz="1"/>
+              <w:left w:val="single" w:color="CCCCCC" w:sz="1"/>
+              <w:bottom w:val="single" w:color="CCCCCC" w:sz="1"/>
+              <w:right w:val="single" w:color="CCCCCC" w:sz="1"/>
+            </w:tcBorders>
+            <w:shd w:fill="FFFFFF" w:val="clear"/>
+            <w:tcMar>
+              <w:top w:type="dxa" w:w="80"/>
+              <w:left w:type="dxa" w:w="120"/>
+              <w:bottom w:type="dxa" w:w="80"/>
+              <w:right w:type="dxa" w:w="120"/>
+            </w:tcMar>
+          </w:tcPr>
+          <w:p>
+            <w:r>
+              <w:t xml:space="preserve">List all files in practice — shows restricted_file.txt</w:t>
             </w:r>
           </w:p>
         </w:tc>
@@ -315,7 +2238,6 @@
       <w:tr>
         <w:tc>
           <w:tcPr>
-            <w:tcW w:type="dxa" w:w="3120"/>
             <w:tcBorders>
               <w:top w:val="single" w:color="CCCCCC" w:sz="1"/>
               <w:left w:val="single" w:color="CCCCCC" w:sz="1"/>
@@ -341,7 +2263,6 @@
         </w:tc>
         <w:tc>
           <w:tcPr>
-            <w:tcW w:type="dxa" w:w="6240"/>
             <w:tcBorders>
               <w:top w:val="single" w:color="CCCCCC" w:sz="1"/>
               <w:left w:val="single" w:color="CCCCCC" w:sz="1"/>
@@ -358,7 +2279,105 @@
           </w:tcPr>
           <w:p>
             <w:r>
-              <w:t xml:space="preserve">Read the file content → flag{you_understood_permissions}</w:t>
+              <w:t xml:space="preserve">Read file (r-- permission already set) → flag captured</w:t>
+            </w:r>
+          </w:p>
+        </w:tc>
+      </w:tr>
+      <w:tr>
+        <w:tc>
+          <w:tcPr>
+            <w:tcBorders>
+              <w:top w:val="single" w:color="CCCCCC" w:sz="1"/>
+              <w:left w:val="single" w:color="CCCCCC" w:sz="1"/>
+              <w:bottom w:val="single" w:color="CCCCCC" w:sz="1"/>
+              <w:right w:val="single" w:color="CCCCCC" w:sz="1"/>
+            </w:tcBorders>
+            <w:shd w:fill="FFFFFF" w:val="clear"/>
+            <w:tcMar>
+              <w:top w:type="dxa" w:w="80"/>
+              <w:left w:type="dxa" w:w="120"/>
+              <w:bottom w:type="dxa" w:w="80"/>
+              <w:right w:type="dxa" w:w="120"/>
+            </w:tcMar>
+          </w:tcPr>
+          <w:p>
+            <w:r>
+              <w:rPr>
+                <w:rFonts w:ascii="Courier New" w:cs="Courier New" w:eastAsia="Courier New" w:hAnsi="Courier New"/>
+              </w:rPr>
+              <w:t xml:space="preserve">chmod u+r &lt;file&gt;</w:t>
+            </w:r>
+          </w:p>
+        </w:tc>
+        <w:tc>
+          <w:tcPr>
+            <w:tcBorders>
+              <w:top w:val="single" w:color="CCCCCC" w:sz="1"/>
+              <w:left w:val="single" w:color="CCCCCC" w:sz="1"/>
+              <w:bottom w:val="single" w:color="CCCCCC" w:sz="1"/>
+              <w:right w:val="single" w:color="CCCCCC" w:sz="1"/>
+            </w:tcBorders>
+            <w:shd w:fill="FFFFFF" w:val="clear"/>
+            <w:tcMar>
+              <w:top w:type="dxa" w:w="80"/>
+              <w:left w:type="dxa" w:w="120"/>
+              <w:bottom w:type="dxa" w:w="80"/>
+              <w:right w:type="dxa" w:w="120"/>
+            </w:tcMar>
+          </w:tcPr>
+          <w:p>
+            <w:r>
+              <w:t xml:space="preserve">How to add read permission if denied (demonstration)</w:t>
+            </w:r>
+          </w:p>
+        </w:tc>
+      </w:tr>
+      <w:tr>
+        <w:tc>
+          <w:tcPr>
+            <w:tcBorders>
+              <w:top w:val="single" w:color="CCCCCC" w:sz="1"/>
+              <w:left w:val="single" w:color="CCCCCC" w:sz="1"/>
+              <w:bottom w:val="single" w:color="CCCCCC" w:sz="1"/>
+              <w:right w:val="single" w:color="CCCCCC" w:sz="1"/>
+            </w:tcBorders>
+            <w:shd w:fill="F2F2F2" w:val="clear"/>
+            <w:tcMar>
+              <w:top w:type="dxa" w:w="80"/>
+              <w:left w:type="dxa" w:w="120"/>
+              <w:bottom w:type="dxa" w:w="80"/>
+              <w:right w:type="dxa" w:w="120"/>
+            </w:tcMar>
+          </w:tcPr>
+          <w:p>
+            <w:r>
+              <w:rPr>
+                <w:rFonts w:ascii="Courier New" w:cs="Courier New" w:eastAsia="Courier New" w:hAnsi="Courier New"/>
+              </w:rPr>
+              <w:t xml:space="preserve">chmod 644 &lt;file&gt;</w:t>
+            </w:r>
+          </w:p>
+        </w:tc>
+        <w:tc>
+          <w:tcPr>
+            <w:tcBorders>
+              <w:top w:val="single" w:color="CCCCCC" w:sz="1"/>
+              <w:left w:val="single" w:color="CCCCCC" w:sz="1"/>
+              <w:bottom w:val="single" w:color="CCCCCC" w:sz="1"/>
+              <w:right w:val="single" w:color="CCCCCC" w:sz="1"/>
+            </w:tcBorders>
+            <w:shd w:fill="F2F2F2" w:val="clear"/>
+            <w:tcMar>
+              <w:top w:type="dxa" w:w="80"/>
+              <w:left w:type="dxa" w:w="120"/>
+              <w:bottom w:type="dxa" w:w="80"/>
+              <w:right w:type="dxa" w:w="120"/>
+            </w:tcMar>
+          </w:tcPr>
+          <w:p>
+            <w:r>
+              <w:t xml:space="preserve">Set rw-r--r-- using octal notation (demonstration)</w:t>
             </w:r>
           </w:p>
         </w:tc>
@@ -370,295 +2389,7 @@
         <w:pStyle w:val="Heading2"/>
       </w:pPr>
       <w:r>
-        <w:t xml:space="preserve">Linux Permissions Explained</w:t>
-      </w:r>
-    </w:p>
-    <w:tbl>
-      <w:tblPr>
-        <w:tblW w:type="dxa" w:w="9360"/>
-        <w:tblBorders>
-          <w:top w:val="single" w:color="auto" w:sz="4"/>
-          <w:left w:val="single" w:color="auto" w:sz="4"/>
-          <w:bottom w:val="single" w:color="auto" w:sz="4"/>
-          <w:right w:val="single" w:color="auto" w:sz="4"/>
-          <w:insideH w:val="single" w:color="auto" w:sz="4"/>
-          <w:insideV w:val="single" w:color="auto" w:sz="4"/>
-        </w:tblBorders>
-      </w:tblPr>
-      <w:tblGrid>
-        <w:gridCol w:w="3120"/>
-        <w:gridCol w:w="6240"/>
-      </w:tblGrid>
-      <w:tr>
-        <w:tc>
-          <w:tcPr>
-            <w:tcW w:type="dxa" w:w="3120"/>
-            <w:tcBorders>
-              <w:top w:val="single" w:color="CCCCCC" w:sz="1"/>
-              <w:left w:val="single" w:color="CCCCCC" w:sz="1"/>
-              <w:bottom w:val="single" w:color="CCCCCC" w:sz="1"/>
-              <w:right w:val="single" w:color="CCCCCC" w:sz="1"/>
-            </w:tcBorders>
-            <w:shd w:fill="2E75B6" w:val="clear"/>
-            <w:tcMar>
-              <w:top w:type="dxa" w:w="80"/>
-              <w:left w:type="dxa" w:w="120"/>
-              <w:bottom w:type="dxa" w:w="80"/>
-              <w:right w:type="dxa" w:w="120"/>
-            </w:tcMar>
-          </w:tcPr>
-          <w:p>
-            <w:r>
-              <w:rPr>
-                <w:b/>
-                <w:bCs/>
-                <w:color w:val="FFFFFF"/>
-              </w:rPr>
-              <w:t xml:space="preserve">Permission String</w:t>
-            </w:r>
-          </w:p>
-        </w:tc>
-        <w:tc>
-          <w:tcPr>
-            <w:tcW w:type="dxa" w:w="6240"/>
-            <w:tcBorders>
-              <w:top w:val="single" w:color="CCCCCC" w:sz="1"/>
-              <w:left w:val="single" w:color="CCCCCC" w:sz="1"/>
-              <w:bottom w:val="single" w:color="CCCCCC" w:sz="1"/>
-              <w:right w:val="single" w:color="CCCCCC" w:sz="1"/>
-            </w:tcBorders>
-            <w:shd w:fill="2E75B6" w:val="clear"/>
-            <w:tcMar>
-              <w:top w:type="dxa" w:w="80"/>
-              <w:left w:type="dxa" w:w="120"/>
-              <w:bottom w:type="dxa" w:w="80"/>
-              <w:right w:type="dxa" w:w="120"/>
-            </w:tcMar>
-          </w:tcPr>
-          <w:p>
-            <w:r>
-              <w:rPr>
-                <w:b/>
-                <w:bCs/>
-                <w:color w:val="FFFFFF"/>
-              </w:rPr>
-              <w:t xml:space="preserve">Meaning</w:t>
-            </w:r>
-          </w:p>
-        </w:tc>
-      </w:tr>
-      <w:tr>
-        <w:tc>
-          <w:tcPr>
-            <w:tcW w:type="dxa" w:w="3120"/>
-            <w:tcBorders>
-              <w:top w:val="single" w:color="CCCCCC" w:sz="1"/>
-              <w:left w:val="single" w:color="CCCCCC" w:sz="1"/>
-              <w:bottom w:val="single" w:color="CCCCCC" w:sz="1"/>
-              <w:right w:val="single" w:color="CCCCCC" w:sz="1"/>
-            </w:tcBorders>
-            <w:shd w:fill="FFFFFF" w:val="clear"/>
-            <w:tcMar>
-              <w:top w:type="dxa" w:w="80"/>
-              <w:left w:type="dxa" w:w="120"/>
-              <w:bottom w:type="dxa" w:w="80"/>
-              <w:right w:type="dxa" w:w="120"/>
-            </w:tcMar>
-          </w:tcPr>
-          <w:p>
-            <w:r>
-              <w:rPr>
-                <w:rFonts w:ascii="Courier New" w:cs="Courier New" w:eastAsia="Courier New" w:hAnsi="Courier New"/>
-              </w:rPr>
-              <w:t xml:space="preserve">-r--r--r--</w:t>
-            </w:r>
-          </w:p>
-        </w:tc>
-        <w:tc>
-          <w:tcPr>
-            <w:tcW w:type="dxa" w:w="6240"/>
-            <w:tcBorders>
-              <w:top w:val="single" w:color="CCCCCC" w:sz="1"/>
-              <w:left w:val="single" w:color="CCCCCC" w:sz="1"/>
-              <w:bottom w:val="single" w:color="CCCCCC" w:sz="1"/>
-              <w:right w:val="single" w:color="CCCCCC" w:sz="1"/>
-            </w:tcBorders>
-            <w:shd w:fill="FFFFFF" w:val="clear"/>
-            <w:tcMar>
-              <w:top w:type="dxa" w:w="80"/>
-              <w:left w:type="dxa" w:w="120"/>
-              <w:bottom w:type="dxa" w:w="80"/>
-              <w:right w:type="dxa" w:w="120"/>
-            </w:tcMar>
-          </w:tcPr>
-          <w:p>
-            <w:r>
-              <w:t xml:space="preserve">Read-only for owner, group, and others (restricted_file.txt)</w:t>
-            </w:r>
-          </w:p>
-        </w:tc>
-      </w:tr>
-      <w:tr>
-        <w:tc>
-          <w:tcPr>
-            <w:tcW w:type="dxa" w:w="3120"/>
-            <w:tcBorders>
-              <w:top w:val="single" w:color="CCCCCC" w:sz="1"/>
-              <w:left w:val="single" w:color="CCCCCC" w:sz="1"/>
-              <w:bottom w:val="single" w:color="CCCCCC" w:sz="1"/>
-              <w:right w:val="single" w:color="CCCCCC" w:sz="1"/>
-            </w:tcBorders>
-            <w:shd w:fill="F2F2F2" w:val="clear"/>
-            <w:tcMar>
-              <w:top w:type="dxa" w:w="80"/>
-              <w:left w:type="dxa" w:w="120"/>
-              <w:bottom w:type="dxa" w:w="80"/>
-              <w:right w:type="dxa" w:w="120"/>
-            </w:tcMar>
-          </w:tcPr>
-          <w:p>
-            <w:r>
-              <w:rPr>
-                <w:rFonts w:ascii="Courier New" w:cs="Courier New" w:eastAsia="Courier New" w:hAnsi="Courier New"/>
-              </w:rPr>
-              <w:t xml:space="preserve">drwxrwxr-x</w:t>
-            </w:r>
-          </w:p>
-        </w:tc>
-        <w:tc>
-          <w:tcPr>
-            <w:tcW w:type="dxa" w:w="6240"/>
-            <w:tcBorders>
-              <w:top w:val="single" w:color="CCCCCC" w:sz="1"/>
-              <w:left w:val="single" w:color="CCCCCC" w:sz="1"/>
-              <w:bottom w:val="single" w:color="CCCCCC" w:sz="1"/>
-              <w:right w:val="single" w:color="CCCCCC" w:sz="1"/>
-            </w:tcBorders>
-            <w:shd w:fill="F2F2F2" w:val="clear"/>
-            <w:tcMar>
-              <w:top w:type="dxa" w:w="80"/>
-              <w:left w:type="dxa" w:w="120"/>
-              <w:bottom w:type="dxa" w:w="80"/>
-              <w:right w:type="dxa" w:w="120"/>
-            </w:tcMar>
-          </w:tcPr>
-          <w:p>
-            <w:r>
-              <w:t xml:space="preserve">Directory: owner+group can read/write/execute; others can read/execute</w:t>
-            </w:r>
-          </w:p>
-        </w:tc>
-      </w:tr>
-      <w:tr>
-        <w:tc>
-          <w:tcPr>
-            <w:tcW w:type="dxa" w:w="3120"/>
-            <w:tcBorders>
-              <w:top w:val="single" w:color="CCCCCC" w:sz="1"/>
-              <w:left w:val="single" w:color="CCCCCC" w:sz="1"/>
-              <w:bottom w:val="single" w:color="CCCCCC" w:sz="1"/>
-              <w:right w:val="single" w:color="CCCCCC" w:sz="1"/>
-            </w:tcBorders>
-            <w:shd w:fill="FFFFFF" w:val="clear"/>
-            <w:tcMar>
-              <w:top w:type="dxa" w:w="80"/>
-              <w:left w:type="dxa" w:w="120"/>
-              <w:bottom w:type="dxa" w:w="80"/>
-              <w:right w:type="dxa" w:w="120"/>
-            </w:tcMar>
-          </w:tcPr>
-          <w:p>
-            <w:r>
-              <w:rPr>
-                <w:rFonts w:ascii="Courier New" w:cs="Courier New" w:eastAsia="Courier New" w:hAnsi="Courier New"/>
-              </w:rPr>
-              <w:t xml:space="preserve">drwxr-x---</w:t>
-            </w:r>
-          </w:p>
-        </w:tc>
-        <w:tc>
-          <w:tcPr>
-            <w:tcW w:type="dxa" w:w="6240"/>
-            <w:tcBorders>
-              <w:top w:val="single" w:color="CCCCCC" w:sz="1"/>
-              <w:left w:val="single" w:color="CCCCCC" w:sz="1"/>
-              <w:bottom w:val="single" w:color="CCCCCC" w:sz="1"/>
-              <w:right w:val="single" w:color="CCCCCC" w:sz="1"/>
-            </w:tcBorders>
-            <w:shd w:fill="FFFFFF" w:val="clear"/>
-            <w:tcMar>
-              <w:top w:type="dxa" w:w="80"/>
-              <w:left w:type="dxa" w:w="120"/>
-              <w:bottom w:type="dxa" w:w="80"/>
-              <w:right w:type="dxa" w:w="120"/>
-            </w:tcMar>
-          </w:tcPr>
-          <w:p>
-            <w:r>
-              <w:t xml:space="preserve">Directory: owner full access; group read/execute; others no access</w:t>
-            </w:r>
-          </w:p>
-        </w:tc>
-      </w:tr>
-      <w:tr>
-        <w:tc>
-          <w:tcPr>
-            <w:tcW w:type="dxa" w:w="3120"/>
-            <w:tcBorders>
-              <w:top w:val="single" w:color="CCCCCC" w:sz="1"/>
-              <w:left w:val="single" w:color="CCCCCC" w:sz="1"/>
-              <w:bottom w:val="single" w:color="CCCCCC" w:sz="1"/>
-              <w:right w:val="single" w:color="CCCCCC" w:sz="1"/>
-            </w:tcBorders>
-            <w:shd w:fill="F2F2F2" w:val="clear"/>
-            <w:tcMar>
-              <w:top w:type="dxa" w:w="80"/>
-              <w:left w:type="dxa" w:w="120"/>
-              <w:bottom w:type="dxa" w:w="80"/>
-              <w:right w:type="dxa" w:w="120"/>
-            </w:tcMar>
-          </w:tcPr>
-          <w:p>
-            <w:r>
-              <w:rPr>
-                <w:rFonts w:ascii="Courier New" w:cs="Courier New" w:eastAsia="Courier New" w:hAnsi="Courier New"/>
-              </w:rPr>
-              <w:t xml:space="preserve">-rwxrwxrwx</w:t>
-            </w:r>
-          </w:p>
-        </w:tc>
-        <w:tc>
-          <w:tcPr>
-            <w:tcW w:type="dxa" w:w="6240"/>
-            <w:tcBorders>
-              <w:top w:val="single" w:color="CCCCCC" w:sz="1"/>
-              <w:left w:val="single" w:color="CCCCCC" w:sz="1"/>
-              <w:bottom w:val="single" w:color="CCCCCC" w:sz="1"/>
-              <w:right w:val="single" w:color="CCCCCC" w:sz="1"/>
-            </w:tcBorders>
-            <w:shd w:fill="F2F2F2" w:val="clear"/>
-            <w:tcMar>
-              <w:top w:type="dxa" w:w="80"/>
-              <w:left w:type="dxa" w:w="120"/>
-              <w:bottom w:type="dxa" w:w="80"/>
-              <w:right w:type="dxa" w:w="120"/>
-            </w:tcMar>
-          </w:tcPr>
-          <w:p>
-            <w:r>
-              <w:t xml:space="preserve">Full read/write/execute for everyone</w:t>
-            </w:r>
-          </w:p>
-        </w:tc>
-      </w:tr>
-    </w:tbl>
-    <w:p/>
-    <w:p>
-      <w:pPr>
-        <w:pStyle w:val="Heading2"/>
-      </w:pPr>
-      <w:r>
-        <w:t xml:space="preserve">Screenshot of Command Output</w:t>
+        <w:t xml:space="preserve">Screenshot — Command Output &amp; Flag</w:t>
       </w:r>
     </w:p>
     <w:p>
@@ -668,7 +2399,7 @@
       <w:r>
         <w:drawing>
           <wp:inline distT="0" distB="0" distL="0" distR="0">
-            <wp:extent cx="5715000" cy="3571875"/>
+            <wp:extent cx="5524500" cy="3448050"/>
             <wp:effectExtent t="0" r="0" b="0" l="0"/>
             <wp:docPr id="1" name="" descr="" title=""/>
             <wp:cNvGraphicFramePr>
@@ -693,7 +2424,7 @@
                   <pic:spPr bwMode="auto">
                     <a:xfrm>
                       <a:off x="0" y="0"/>
-                      <a:ext cx="5715000" cy="3571875"/>
+                      <a:ext cx="5524500" cy="3448050"/>
                     </a:xfrm>
                     <a:prstGeom prst="rect">
                       <a:avLst/>
@@ -718,7 +2449,7 @@
           <w:sz w:val="20"/>
           <w:szCs w:val="20"/>
         </w:rPr>
-        <w:t xml:space="preserve">Figure 1: Linux permissions and restricted_file.txt content — flag{you_understood_permissions}</w:t>
+        <w:t xml:space="preserve">Figure 1: ls -la showing -r--r--r-- permissions on restricted_file.txt, and cat capturing flag{you_understood_permissions}</w:t>
       </w:r>
     </w:p>
     <w:p/>
@@ -970,6 +2701,18 @@
       <w:start w:val="1"/>
       <w:numFmt w:val="bullet"/>
       <w:lvlText w:val="•"/>
+      <w:lvlJc w:val="left"/>
+      <w:pPr>
+        <w:ind w:left="720" w:hanging="360"/>
+      </w:pPr>
+    </w:lvl>
+  </w:abstractNum>
+  <w:abstractNum w:abstractNumId="3" w15:restartNumberingAfterBreak="0">
+    <w:multiLevelType w:val="hybridMultilevel"/>
+    <w:lvl w:ilvl="0" w15:tentative="1">
+      <w:start w:val="1"/>
+      <w:numFmt w:val="decimal"/>
+      <w:lvlText w:val="%1."/>
       <w:lvlJc w:val="left"/>
       <w:pPr>
         <w:ind w:left="720" w:hanging="360"/>
@@ -1210,5 +2953,23 @@
       <w:szCs w:val="28"/>
     </w:rPr>
   </w:style>
+  <w:style w:type="paragraph" w:styleId="Heading3">
+    <w:name w:val="Heading 3"/>
+    <w:basedOn w:val="Normal"/>
+    <w:next w:val="Normal"/>
+    <w:qFormat/>
+    <w:pPr>
+      <w:spacing w:after="80" w:before="140"/>
+      <w:outlineLvl w:val="2"/>
+    </w:pPr>
+    <w:rPr>
+      <w:rFonts w:ascii="Arial" w:cs="Arial" w:eastAsia="Arial" w:hAnsi="Arial"/>
+      <w:b/>
+      <w:bCs/>
+      <w:color w:val="404040"/>
+      <w:sz w:val="24"/>
+      <w:szCs w:val="24"/>
+    </w:rPr>
+  </w:style>
 </w:styles>
 </file>